--- a/03-Communication-and-Teamwork/Meetings/Minutes/Team-Meetings/Meeting Minutes 2025-03-18 (Team Kick-off).docx
+++ b/03-Communication-and-Teamwork/Meetings/Minutes/Team-Meetings/Meeting Minutes 2025-03-18 (Team Kick-off).docx
@@ -30,12 +30,12 @@
         <w:tblW w:w="9990" w:type="dxa"/>
         <w:tblInd w:w="108" w:type="dxa"/>
         <w:tblBorders>
-          <w:top w:val="single" w:sz="4" w:space="0" w:color="auto"/>
-          <w:left w:val="single" w:sz="4" w:space="0" w:color="auto"/>
-          <w:bottom w:val="single" w:sz="4" w:space="0" w:color="auto"/>
-          <w:right w:val="single" w:sz="4" w:space="0" w:color="auto"/>
-          <w:insideH w:val="single" w:sz="4" w:space="0" w:color="auto"/>
-          <w:insideV w:val="single" w:sz="4" w:space="0" w:color="auto"/>
+          <w:top w:val="single" w:color="auto" w:sz="4" w:space="0"/>
+          <w:left w:val="single" w:color="auto" w:sz="4" w:space="0"/>
+          <w:bottom w:val="single" w:color="auto" w:sz="4" w:space="0"/>
+          <w:right w:val="single" w:color="auto" w:sz="4" w:space="0"/>
+          <w:insideH w:val="single" w:color="auto" w:sz="4" w:space="0"/>
+          <w:insideV w:val="single" w:color="auto" w:sz="4" w:space="0"/>
         </w:tblBorders>
         <w:tblLook w:val="01E0" w:firstRow="1" w:lastRow="1" w:firstColumn="1" w:lastColumn="1" w:noHBand="0" w:noVBand="0"/>
       </w:tblPr>
@@ -48,7 +48,8 @@
         <w:tc>
           <w:tcPr>
             <w:tcW w:w="2952" w:type="dxa"/>
-            <w:shd w:val="clear" w:color="auto" w:fill="D9D9D9"/>
+            <w:shd w:val="clear" w:color="auto" w:fill="D9D9D9" w:themeFill="background1" w:themeFillShade="D9"/>
+            <w:tcMar/>
             <w:vAlign w:val="center"/>
           </w:tcPr>
           <w:p>
@@ -78,7 +79,8 @@
           <w:tcPr>
             <w:tcW w:w="7038" w:type="dxa"/>
             <w:gridSpan w:val="2"/>
-            <w:shd w:val="clear" w:color="auto" w:fill="D9D9D9"/>
+            <w:shd w:val="clear" w:color="auto" w:fill="D9D9D9" w:themeFill="background1" w:themeFillShade="D9"/>
+            <w:tcMar/>
             <w:vAlign w:val="center"/>
           </w:tcPr>
           <w:p>
@@ -104,7 +106,8 @@
         <w:tc>
           <w:tcPr>
             <w:tcW w:w="2952" w:type="dxa"/>
-            <w:shd w:val="clear" w:color="auto" w:fill="D9D9D9"/>
+            <w:shd w:val="clear" w:color="auto" w:fill="D9D9D9" w:themeFill="background1" w:themeFillShade="D9"/>
+            <w:tcMar/>
             <w:vAlign w:val="center"/>
           </w:tcPr>
           <w:p>
@@ -127,7 +130,8 @@
           <w:tcPr>
             <w:tcW w:w="7038" w:type="dxa"/>
             <w:gridSpan w:val="2"/>
-            <w:shd w:val="clear" w:color="auto" w:fill="D9D9D9"/>
+            <w:shd w:val="clear" w:color="auto" w:fill="D9D9D9" w:themeFill="background1" w:themeFillShade="D9"/>
+            <w:tcMar/>
             <w:vAlign w:val="center"/>
           </w:tcPr>
           <w:p>
@@ -153,7 +157,8 @@
         <w:tc>
           <w:tcPr>
             <w:tcW w:w="2952" w:type="dxa"/>
-            <w:shd w:val="clear" w:color="auto" w:fill="D9D9D9"/>
+            <w:shd w:val="clear" w:color="auto" w:fill="D9D9D9" w:themeFill="background1" w:themeFillShade="D9"/>
+            <w:tcMar/>
             <w:vAlign w:val="center"/>
           </w:tcPr>
           <w:p>
@@ -183,7 +188,8 @@
           <w:tcPr>
             <w:tcW w:w="7038" w:type="dxa"/>
             <w:gridSpan w:val="2"/>
-            <w:shd w:val="clear" w:color="auto" w:fill="D9D9D9"/>
+            <w:shd w:val="clear" w:color="auto" w:fill="D9D9D9" w:themeFill="background1" w:themeFillShade="D9"/>
+            <w:tcMar/>
             <w:vAlign w:val="center"/>
           </w:tcPr>
           <w:p>
@@ -221,6 +227,7 @@
         <w:tc>
           <w:tcPr>
             <w:tcW w:w="2952" w:type="dxa"/>
+            <w:tcMar/>
           </w:tcPr>
           <w:p>
             <w:pPr>
@@ -242,6 +249,7 @@
           <w:tcPr>
             <w:tcW w:w="7038" w:type="dxa"/>
             <w:gridSpan w:val="2"/>
+            <w:tcMar/>
           </w:tcPr>
           <w:p>
             <w:pPr>
@@ -262,6 +270,61 @@
         <w:tc>
           <w:tcPr>
             <w:tcW w:w="2952" w:type="dxa"/>
+            <w:tcMar/>
+          </w:tcPr>
+          <w:p>
+            <w:pPr>
+              <w:pStyle w:val="Normal"/>
+              <w:rPr>
+                <w:rFonts w:ascii="Calibri" w:hAnsi="Calibri" w:eastAsia="Calibri" w:cs="Calibri"/>
+                <w:noProof w:val="0"/>
+                <w:sz w:val="24"/>
+                <w:szCs w:val="24"/>
+                <w:lang w:val="en-NZ"/>
+              </w:rPr>
+            </w:pPr>
+            <w:r>
+              <w:rPr>
+                <w:rFonts w:ascii="Calibri" w:hAnsi="Calibri" w:cs="Calibri"/>
+                <w:b w:val="1"/>
+                <w:bCs w:val="1"/>
+              </w:rPr>
+              <w:t>Location:</w:t>
+            </w:r>
+            <w:r>
+              <w:rPr>
+                <w:rFonts w:ascii="Calibri" w:hAnsi="Calibri" w:cs="Calibri"/>
+                <w:b w:val="1"/>
+                <w:bCs w:val="1"/>
+              </w:rPr>
+              <w:t xml:space="preserve"> </w:t>
+            </w:r>
+            <w:r>
+              <w:rPr>
+                <w:rFonts w:ascii="Calibri" w:hAnsi="Calibri" w:eastAsia="Calibri" w:cs="Calibri"/>
+                <w:b w:val="0"/>
+                <w:bCs w:val="0"/>
+                <w:i w:val="0"/>
+                <w:iCs w:val="0"/>
+                <w:caps w:val="0"/>
+                <w:smallCaps w:val="0"/>
+                <w:strike w:val="0"/>
+                <w:dstrike w:val="0"/>
+                <w:noProof w:val="0"/>
+                <w:color w:val="000000" w:themeColor="text1" w:themeTint="FF" w:themeShade="FF"/>
+                <w:sz w:val="24"/>
+                <w:szCs w:val="24"/>
+                <w:u w:val="none"/>
+                <w:lang w:val="en-US"/>
+              </w:rPr>
+              <w:t>Online (Discord)</w:t>
+            </w:r>
+          </w:p>
+        </w:tc>
+        <w:tc>
+          <w:tcPr>
+            <w:tcW w:w="2952" w:type="dxa"/>
+            <w:tcMar/>
           </w:tcPr>
           <w:p>
             <w:pPr>
@@ -274,7 +337,7 @@
                 <w:rFonts w:ascii="Calibri" w:hAnsi="Calibri" w:cs="Calibri"/>
                 <w:b/>
               </w:rPr>
-              <w:t>Location:</w:t>
+              <w:t>Date:</w:t>
             </w:r>
             <w:r>
               <w:rPr>
@@ -288,60 +351,20 @@
                 <w:rFonts w:ascii="Calibri" w:hAnsi="Calibri" w:cs="Calibri"/>
                 <w:bCs/>
               </w:rPr>
-              <w:t xml:space="preserve">Voice </w:t>
+              <w:t>1</w:t>
             </w:r>
             <w:r>
               <w:rPr>
                 <w:rFonts w:ascii="Calibri" w:hAnsi="Calibri" w:cs="Calibri"/>
                 <w:bCs/>
               </w:rPr>
-              <w:t>Call</w:t>
-            </w:r>
-          </w:p>
-        </w:tc>
-        <w:tc>
-          <w:tcPr>
-            <w:tcW w:w="2952" w:type="dxa"/>
-          </w:tcPr>
-          <w:p>
-            <w:pPr>
-              <w:rPr>
-                <w:rFonts w:ascii="Calibri" w:hAnsi="Calibri" w:cs="Calibri"/>
-              </w:rPr>
-            </w:pPr>
-            <w:r>
-              <w:rPr>
-                <w:rFonts w:ascii="Calibri" w:hAnsi="Calibri" w:cs="Calibri"/>
-                <w:b/>
-              </w:rPr>
-              <w:t>Date:</w:t>
-            </w:r>
-            <w:r>
-              <w:rPr>
-                <w:rFonts w:ascii="Calibri" w:hAnsi="Calibri" w:cs="Calibri"/>
-                <w:b/>
-              </w:rPr>
-              <w:t xml:space="preserve"> </w:t>
+              <w:t>8</w:t>
             </w:r>
             <w:r>
               <w:rPr>
                 <w:rFonts w:ascii="Calibri" w:hAnsi="Calibri" w:cs="Calibri"/>
                 <w:bCs/>
               </w:rPr>
-              <w:t>1</w:t>
-            </w:r>
-            <w:r>
-              <w:rPr>
-                <w:rFonts w:ascii="Calibri" w:hAnsi="Calibri" w:cs="Calibri"/>
-                <w:bCs/>
-              </w:rPr>
-              <w:t>8</w:t>
-            </w:r>
-            <w:r>
-              <w:rPr>
-                <w:rFonts w:ascii="Calibri" w:hAnsi="Calibri" w:cs="Calibri"/>
-                <w:bCs/>
-              </w:rPr>
               <w:t>/03/2025</w:t>
             </w:r>
           </w:p>
@@ -349,6 +372,7 @@
         <w:tc>
           <w:tcPr>
             <w:tcW w:w="4086" w:type="dxa"/>
+            <w:tcMar/>
           </w:tcPr>
           <w:p>
             <w:pPr>
@@ -412,6 +436,7 @@
         <w:tc>
           <w:tcPr>
             <w:tcW w:w="2952" w:type="dxa"/>
+            <w:tcMar/>
           </w:tcPr>
           <w:p>
             <w:pPr>
@@ -453,6 +478,7 @@
         <w:tc>
           <w:tcPr>
             <w:tcW w:w="2952" w:type="dxa"/>
+            <w:tcMar/>
           </w:tcPr>
           <w:p>
             <w:pPr>
@@ -479,6 +505,7 @@
         <w:tc>
           <w:tcPr>
             <w:tcW w:w="4086" w:type="dxa"/>
+            <w:tcMar/>
           </w:tcPr>
           <w:p>
             <w:pPr>
@@ -539,12 +566,12 @@
         <w:tblW w:w="9990" w:type="dxa"/>
         <w:tblInd w:w="108" w:type="dxa"/>
         <w:tblBorders>
-          <w:top w:val="single" w:sz="4" w:space="0" w:color="auto"/>
-          <w:left w:val="single" w:sz="4" w:space="0" w:color="auto"/>
-          <w:bottom w:val="single" w:sz="4" w:space="0" w:color="auto"/>
-          <w:right w:val="single" w:sz="4" w:space="0" w:color="auto"/>
-          <w:insideH w:val="single" w:sz="4" w:space="0" w:color="auto"/>
-          <w:insideV w:val="single" w:sz="4" w:space="0" w:color="auto"/>
+          <w:top w:val="single" w:color="auto" w:sz="4" w:space="0"/>
+          <w:left w:val="single" w:color="auto" w:sz="4" w:space="0"/>
+          <w:bottom w:val="single" w:color="auto" w:sz="4" w:space="0"/>
+          <w:right w:val="single" w:color="auto" w:sz="4" w:space="0"/>
+          <w:insideH w:val="single" w:color="auto" w:sz="4" w:space="0"/>
+          <w:insideV w:val="single" w:color="auto" w:sz="4" w:space="0"/>
         </w:tblBorders>
         <w:tblLook w:val="01E0" w:firstRow="1" w:lastRow="1" w:firstColumn="1" w:lastColumn="1" w:noHBand="0" w:noVBand="0"/>
       </w:tblPr>
@@ -1018,12 +1045,12 @@
         <w:tblW w:w="9990" w:type="dxa"/>
         <w:tblInd w:w="108" w:type="dxa"/>
         <w:tblBorders>
-          <w:top w:val="single" w:sz="4" w:space="0" w:color="auto"/>
-          <w:left w:val="single" w:sz="4" w:space="0" w:color="auto"/>
-          <w:bottom w:val="single" w:sz="4" w:space="0" w:color="auto"/>
-          <w:right w:val="single" w:sz="4" w:space="0" w:color="auto"/>
-          <w:insideH w:val="single" w:sz="4" w:space="0" w:color="auto"/>
-          <w:insideV w:val="single" w:sz="4" w:space="0" w:color="auto"/>
+          <w:top w:val="single" w:color="auto" w:sz="4" w:space="0"/>
+          <w:left w:val="single" w:color="auto" w:sz="4" w:space="0"/>
+          <w:bottom w:val="single" w:color="auto" w:sz="4" w:space="0"/>
+          <w:right w:val="single" w:color="auto" w:sz="4" w:space="0"/>
+          <w:insideH w:val="single" w:color="auto" w:sz="4" w:space="0"/>
+          <w:insideV w:val="single" w:color="auto" w:sz="4" w:space="0"/>
         </w:tblBorders>
         <w:tblLook w:val="01E0" w:firstRow="1" w:lastRow="1" w:firstColumn="1" w:lastColumn="1" w:noHBand="0" w:noVBand="0"/>
       </w:tblPr>
@@ -1187,12 +1214,12 @@
         <w:tblW w:w="9990" w:type="dxa"/>
         <w:tblInd w:w="108" w:type="dxa"/>
         <w:tblBorders>
-          <w:top w:val="single" w:sz="4" w:space="0" w:color="auto"/>
-          <w:left w:val="single" w:sz="4" w:space="0" w:color="auto"/>
-          <w:bottom w:val="single" w:sz="4" w:space="0" w:color="auto"/>
-          <w:right w:val="single" w:sz="4" w:space="0" w:color="auto"/>
-          <w:insideH w:val="single" w:sz="4" w:space="0" w:color="auto"/>
-          <w:insideV w:val="single" w:sz="4" w:space="0" w:color="auto"/>
+          <w:top w:val="single" w:color="auto" w:sz="4" w:space="0"/>
+          <w:left w:val="single" w:color="auto" w:sz="4" w:space="0"/>
+          <w:bottom w:val="single" w:color="auto" w:sz="4" w:space="0"/>
+          <w:right w:val="single" w:color="auto" w:sz="4" w:space="0"/>
+          <w:insideH w:val="single" w:color="auto" w:sz="4" w:space="0"/>
+          <w:insideV w:val="single" w:color="auto" w:sz="4" w:space="0"/>
         </w:tblBorders>
         <w:tblLook w:val="01E0" w:firstRow="1" w:lastRow="1" w:firstColumn="1" w:lastColumn="1" w:noHBand="0" w:noVBand="0"/>
       </w:tblPr>
@@ -1832,12 +1859,12 @@
         <w:tblW w:w="9990" w:type="dxa"/>
         <w:tblInd w:w="108" w:type="dxa"/>
         <w:tblBorders>
-          <w:top w:val="single" w:sz="4" w:space="0" w:color="auto"/>
-          <w:left w:val="single" w:sz="4" w:space="0" w:color="auto"/>
-          <w:bottom w:val="single" w:sz="4" w:space="0" w:color="auto"/>
-          <w:right w:val="single" w:sz="4" w:space="0" w:color="auto"/>
-          <w:insideH w:val="single" w:sz="4" w:space="0" w:color="auto"/>
-          <w:insideV w:val="single" w:sz="4" w:space="0" w:color="auto"/>
+          <w:top w:val="single" w:color="auto" w:sz="4" w:space="0"/>
+          <w:left w:val="single" w:color="auto" w:sz="4" w:space="0"/>
+          <w:bottom w:val="single" w:color="auto" w:sz="4" w:space="0"/>
+          <w:right w:val="single" w:color="auto" w:sz="4" w:space="0"/>
+          <w:insideH w:val="single" w:color="auto" w:sz="4" w:space="0"/>
+          <w:insideV w:val="single" w:color="auto" w:sz="4" w:space="0"/>
         </w:tblBorders>
         <w:tblLook w:val="01E0" w:firstRow="1" w:lastRow="1" w:firstColumn="1" w:lastColumn="1" w:noHBand="0" w:noVBand="0"/>
       </w:tblPr>
@@ -2036,12 +2063,12 @@
         <w:tblW w:w="9990" w:type="dxa"/>
         <w:tblInd w:w="108" w:type="dxa"/>
         <w:tblBorders>
-          <w:top w:val="single" w:sz="4" w:space="0" w:color="auto"/>
-          <w:left w:val="single" w:sz="4" w:space="0" w:color="auto"/>
-          <w:bottom w:val="single" w:sz="4" w:space="0" w:color="auto"/>
-          <w:right w:val="single" w:sz="4" w:space="0" w:color="auto"/>
-          <w:insideH w:val="single" w:sz="4" w:space="0" w:color="auto"/>
-          <w:insideV w:val="single" w:sz="4" w:space="0" w:color="auto"/>
+          <w:top w:val="single" w:color="auto" w:sz="4" w:space="0"/>
+          <w:left w:val="single" w:color="auto" w:sz="4" w:space="0"/>
+          <w:bottom w:val="single" w:color="auto" w:sz="4" w:space="0"/>
+          <w:right w:val="single" w:color="auto" w:sz="4" w:space="0"/>
+          <w:insideH w:val="single" w:color="auto" w:sz="4" w:space="0"/>
+          <w:insideV w:val="single" w:color="auto" w:sz="4" w:space="0"/>
         </w:tblBorders>
         <w:tblLook w:val="01E0" w:firstRow="1" w:lastRow="1" w:firstColumn="1" w:lastColumn="1" w:noHBand="0" w:noVBand="0"/>
       </w:tblPr>
@@ -3040,6 +3067,11 @@
                 <w:rFonts w:ascii="Calibri" w:hAnsi="Calibri" w:cs="Calibri"/>
               </w:rPr>
               <w:br/>
+            </w:r>
+            <w:r>
+              <w:rPr>
+                <w:rFonts w:ascii="Calibri" w:hAnsi="Calibri" w:cs="Calibri"/>
+              </w:rPr>
               <w:t>How often?</w:t>
             </w:r>
           </w:p>
@@ -3772,7 +3804,6 @@
           <w:rFonts w:ascii="Calibri" w:hAnsi="Calibri" w:cs="Calibri"/>
           <w:b/>
         </w:rPr>
-        <w:lastRenderedPageBreak/>
         <w:t>Summary of Action Items</w:t>
       </w:r>
     </w:p>
@@ -3788,12 +3819,12 @@
         <w:tblW w:w="9990" w:type="dxa"/>
         <w:tblInd w:w="108" w:type="dxa"/>
         <w:tblBorders>
-          <w:top w:val="single" w:sz="4" w:space="0" w:color="auto"/>
-          <w:left w:val="single" w:sz="4" w:space="0" w:color="auto"/>
-          <w:bottom w:val="single" w:sz="4" w:space="0" w:color="auto"/>
-          <w:right w:val="single" w:sz="4" w:space="0" w:color="auto"/>
-          <w:insideH w:val="single" w:sz="4" w:space="0" w:color="auto"/>
-          <w:insideV w:val="single" w:sz="4" w:space="0" w:color="auto"/>
+          <w:top w:val="single" w:color="auto" w:sz="4" w:space="0"/>
+          <w:left w:val="single" w:color="auto" w:sz="4" w:space="0"/>
+          <w:bottom w:val="single" w:color="auto" w:sz="4" w:space="0"/>
+          <w:right w:val="single" w:color="auto" w:sz="4" w:space="0"/>
+          <w:insideH w:val="single" w:color="auto" w:sz="4" w:space="0"/>
+          <w:insideV w:val="single" w:color="auto" w:sz="4" w:space="0"/>
         </w:tblBorders>
         <w:tblLook w:val="01E0" w:firstRow="1" w:lastRow="1" w:firstColumn="1" w:lastColumn="1" w:noHBand="0" w:noVBand="0"/>
       </w:tblPr>
@@ -5124,12 +5155,12 @@
         <w:tblW w:w="9990" w:type="dxa"/>
         <w:tblInd w:w="108" w:type="dxa"/>
         <w:tblBorders>
-          <w:top w:val="single" w:sz="4" w:space="0" w:color="auto"/>
-          <w:left w:val="single" w:sz="4" w:space="0" w:color="auto"/>
-          <w:bottom w:val="single" w:sz="4" w:space="0" w:color="auto"/>
-          <w:right w:val="single" w:sz="4" w:space="0" w:color="auto"/>
-          <w:insideH w:val="single" w:sz="4" w:space="0" w:color="auto"/>
-          <w:insideV w:val="single" w:sz="4" w:space="0" w:color="auto"/>
+          <w:top w:val="single" w:color="auto" w:sz="4" w:space="0"/>
+          <w:left w:val="single" w:color="auto" w:sz="4" w:space="0"/>
+          <w:bottom w:val="single" w:color="auto" w:sz="4" w:space="0"/>
+          <w:right w:val="single" w:color="auto" w:sz="4" w:space="0"/>
+          <w:insideH w:val="single" w:color="auto" w:sz="4" w:space="0"/>
+          <w:insideV w:val="single" w:color="auto" w:sz="4" w:space="0"/>
         </w:tblBorders>
         <w:tblLook w:val="01E0" w:firstRow="1" w:lastRow="1" w:firstColumn="1" w:lastColumn="1" w:noHBand="0" w:noVBand="0"/>
       </w:tblPr>
@@ -5143,6 +5174,7 @@
           <w:tcPr>
             <w:tcW w:w="4410" w:type="dxa"/>
             <w:gridSpan w:val="2"/>
+            <w:tcMar/>
             <w:vAlign w:val="center"/>
           </w:tcPr>
           <w:p>
@@ -5185,6 +5217,7 @@
         <w:tc>
           <w:tcPr>
             <w:tcW w:w="5580" w:type="dxa"/>
+            <w:tcMar/>
             <w:vAlign w:val="center"/>
           </w:tcPr>
           <w:p>
@@ -5257,6 +5290,7 @@
           <w:tcPr>
             <w:tcW w:w="9990" w:type="dxa"/>
             <w:gridSpan w:val="3"/>
+            <w:tcMar/>
             <w:vAlign w:val="center"/>
           </w:tcPr>
           <w:p>
@@ -5280,6 +5314,7 @@
         <w:tc>
           <w:tcPr>
             <w:tcW w:w="540" w:type="dxa"/>
+            <w:tcMar/>
             <w:vAlign w:val="center"/>
           </w:tcPr>
           <w:p>
@@ -5299,6 +5334,7 @@
           <w:tcPr>
             <w:tcW w:w="9450" w:type="dxa"/>
             <w:gridSpan w:val="2"/>
+            <w:tcMar/>
             <w:vAlign w:val="center"/>
           </w:tcPr>
           <w:p>
@@ -5335,6 +5371,7 @@
         <w:tc>
           <w:tcPr>
             <w:tcW w:w="540" w:type="dxa"/>
+            <w:tcMar/>
             <w:vAlign w:val="center"/>
           </w:tcPr>
           <w:p>
@@ -5354,6 +5391,7 @@
           <w:tcPr>
             <w:tcW w:w="9450" w:type="dxa"/>
             <w:gridSpan w:val="2"/>
+            <w:tcMar/>
             <w:vAlign w:val="center"/>
           </w:tcPr>
           <w:p>
@@ -5396,6 +5434,7 @@
         <w:tc>
           <w:tcPr>
             <w:tcW w:w="540" w:type="dxa"/>
+            <w:tcMar/>
             <w:vAlign w:val="center"/>
           </w:tcPr>
           <w:p>
@@ -5415,6 +5454,7 @@
           <w:tcPr>
             <w:tcW w:w="9450" w:type="dxa"/>
             <w:gridSpan w:val="2"/>
+            <w:tcMar/>
             <w:vAlign w:val="center"/>
           </w:tcPr>
           <w:p>
@@ -5441,68 +5481,11 @@
               </w:rPr>
               <w:t>pproach</w:t>
             </w:r>
-          </w:p>
-        </w:tc>
-      </w:tr>
-      <w:tr>
-        <w:tc>
-          <w:tcPr>
-            <w:tcW w:w="9990" w:type="dxa"/>
-            <w:gridSpan w:val="3"/>
-            <w:vAlign w:val="center"/>
-          </w:tcPr>
-          <w:p>
-            <w:pPr>
-              <w:rPr>
-                <w:rFonts w:ascii="Calibri" w:hAnsi="Calibri" w:cs="Calibri"/>
-                <w:i/>
-              </w:rPr>
-            </w:pPr>
-            <w:r>
-              <w:rPr>
-                <w:rFonts w:ascii="Calibri" w:hAnsi="Calibri" w:cs="Calibri"/>
-                <w:i/>
-              </w:rPr>
-              <w:t>Action Items to be discussed in the next meeting:</w:t>
-            </w:r>
-          </w:p>
-        </w:tc>
-      </w:tr>
-      <w:tr>
-        <w:tc>
-          <w:tcPr>
-            <w:tcW w:w="540" w:type="dxa"/>
-            <w:vAlign w:val="center"/>
-          </w:tcPr>
-          <w:p>
-            <w:pPr>
-              <w:numPr>
-                <w:ilvl w:val="0"/>
-                <w:numId w:val="17"/>
-              </w:numPr>
-              <w:ind w:left="245" w:hanging="202"/>
-              <w:rPr>
-                <w:rFonts w:ascii="Calibri" w:hAnsi="Calibri" w:cs="Calibri"/>
-              </w:rPr>
-            </w:pPr>
-          </w:p>
-        </w:tc>
-        <w:tc>
-          <w:tcPr>
-            <w:tcW w:w="9450" w:type="dxa"/>
-            <w:gridSpan w:val="2"/>
-            <w:vAlign w:val="center"/>
-          </w:tcPr>
-          <w:p>
-            <w:pPr>
-              <w:rPr>
-                <w:rFonts w:ascii="Calibri" w:hAnsi="Calibri" w:cs="Calibri"/>
-              </w:rPr>
-            </w:pPr>
           </w:p>
         </w:tc>
       </w:tr>
     </w:tbl>
+    <w:p/>
     <w:p>
       <w:pPr>
         <w:rPr>
@@ -5514,7 +5497,7 @@
     <w:sectPr>
       <w:headerReference w:type="default" r:id="rId8"/>
       <w:footerReference w:type="default" r:id="rId9"/>
-      <w:pgSz w:w="12240" w:h="15840"/>
+      <w:pgSz w:w="12240" w:h="15840" w:orient="portrait"/>
       <w:pgMar w:top="2127" w:right="1170" w:bottom="1440" w:left="1170" w:header="720" w:footer="720" w:gutter="0"/>
       <w:cols w:space="720"/>
       <w:docGrid w:linePitch="360"/>
@@ -5551,7 +5534,7 @@
     <w:pPr>
       <w:pStyle w:val="Footer"/>
       <w:pBdr>
-        <w:top w:val="single" w:sz="4" w:space="1" w:color="auto"/>
+        <w:top w:val="single" w:color="auto" w:sz="4" w:space="1"/>
       </w:pBdr>
       <w:rPr>
         <w:rFonts w:ascii="Arial" w:hAnsi="Arial" w:cs="Arial"/>
@@ -5564,7 +5547,7 @@
     <w:pPr>
       <w:pStyle w:val="Footer"/>
       <w:pBdr>
-        <w:top w:val="single" w:sz="4" w:space="1" w:color="auto"/>
+        <w:top w:val="single" w:color="auto" w:sz="4" w:space="1"/>
       </w:pBdr>
       <w:jc w:val="center"/>
       <w:rPr>
@@ -5727,7 +5710,7 @@
         <w:szCs w:val="32"/>
       </w:rPr>
       <w:pict w14:anchorId="29AEB979">
-        <v:shapetype id="_x0000_t75" coordsize="21600,21600" o:spt="75" o:preferrelative="t" path="m@4@5l@4@11@9@11@9@5xe" filled="f" stroked="f">
+        <v:shapetype id="_x0000_t75" coordsize="21600,21600" filled="f" stroked="f" o:spt="75" o:preferrelative="t" path="m@4@5l@4@11@9@11@9@5xe">
           <v:stroke joinstyle="miter"/>
           <v:formulas>
             <v:f eqn="if lineDrawn pixelLineWidth 0"/>
@@ -5743,11 +5726,11 @@
             <v:f eqn="prod @7 21600 pixelHeight"/>
             <v:f eqn="sum @10 21600 0"/>
           </v:formulas>
-          <v:path o:extrusionok="f" gradientshapeok="t" o:connecttype="rect"/>
+          <v:path gradientshapeok="t" o:connecttype="rect" o:extrusionok="f"/>
           <o:lock v:ext="edit" aspectratio="t"/>
         </v:shapetype>
-        <v:shape id="_x0000_s1025" type="#_x0000_t75" style="position:absolute;left:0;text-align:left;margin-left:-57.65pt;margin-top:-35.55pt;width:610.4pt;height:100.2pt;z-index:251657728">
-          <v:imagedata r:id="rId1" o:title="Untitled-4"/>
+        <v:shape id="_x0000_s1025" style="position:absolute;left:0;text-align:left;margin-left:-57.65pt;margin-top:-35.55pt;width:610.4pt;height:100.2pt;z-index:251657728" type="#_x0000_t75">
+          <v:imagedata o:title="Untitled-4" r:id="rId1"/>
           <w10:wrap type="square"/>
         </v:shape>
       </w:pict>
@@ -5803,7 +5786,7 @@
     <w:pPr>
       <w:pStyle w:val="Header"/>
       <w:pBdr>
-        <w:bottom w:val="single" w:sz="4" w:space="1" w:color="auto"/>
+        <w:bottom w:val="single" w:color="auto" w:sz="4" w:space="1"/>
       </w:pBdr>
     </w:pPr>
   </w:p>
@@ -6024,7 +6007,7 @@
         <w:ind w:left="720" w:hanging="360"/>
       </w:pPr>
       <w:rPr>
-        <w:rFonts w:ascii="Symbol" w:hAnsi="Symbol" w:hint="default"/>
+        <w:rFonts w:hint="default" w:ascii="Symbol" w:hAnsi="Symbol"/>
       </w:rPr>
     </w:lvl>
     <w:lvl w:ilvl="1" w:tplc="14090003" w:tentative="1">
@@ -6036,7 +6019,7 @@
         <w:ind w:left="1440" w:hanging="360"/>
       </w:pPr>
       <w:rPr>
-        <w:rFonts w:ascii="Courier New" w:hAnsi="Courier New" w:cs="Courier New" w:hint="default"/>
+        <w:rFonts w:hint="default" w:ascii="Courier New" w:hAnsi="Courier New" w:cs="Courier New"/>
       </w:rPr>
     </w:lvl>
     <w:lvl w:ilvl="2" w:tplc="14090005" w:tentative="1">
@@ -6048,7 +6031,7 @@
         <w:ind w:left="2160" w:hanging="360"/>
       </w:pPr>
       <w:rPr>
-        <w:rFonts w:ascii="Wingdings" w:hAnsi="Wingdings" w:hint="default"/>
+        <w:rFonts w:hint="default" w:ascii="Wingdings" w:hAnsi="Wingdings"/>
       </w:rPr>
     </w:lvl>
     <w:lvl w:ilvl="3" w:tplc="14090001" w:tentative="1">
@@ -6060,7 +6043,7 @@
         <w:ind w:left="2880" w:hanging="360"/>
       </w:pPr>
       <w:rPr>
-        <w:rFonts w:ascii="Symbol" w:hAnsi="Symbol" w:hint="default"/>
+        <w:rFonts w:hint="default" w:ascii="Symbol" w:hAnsi="Symbol"/>
       </w:rPr>
     </w:lvl>
     <w:lvl w:ilvl="4" w:tplc="14090003" w:tentative="1">
@@ -6072,7 +6055,7 @@
         <w:ind w:left="3600" w:hanging="360"/>
       </w:pPr>
       <w:rPr>
-        <w:rFonts w:ascii="Courier New" w:hAnsi="Courier New" w:cs="Courier New" w:hint="default"/>
+        <w:rFonts w:hint="default" w:ascii="Courier New" w:hAnsi="Courier New" w:cs="Courier New"/>
       </w:rPr>
     </w:lvl>
     <w:lvl w:ilvl="5" w:tplc="14090005" w:tentative="1">
@@ -6084,7 +6067,7 @@
         <w:ind w:left="4320" w:hanging="360"/>
       </w:pPr>
       <w:rPr>
-        <w:rFonts w:ascii="Wingdings" w:hAnsi="Wingdings" w:hint="default"/>
+        <w:rFonts w:hint="default" w:ascii="Wingdings" w:hAnsi="Wingdings"/>
       </w:rPr>
     </w:lvl>
     <w:lvl w:ilvl="6" w:tplc="14090001" w:tentative="1">
@@ -6096,7 +6079,7 @@
         <w:ind w:left="5040" w:hanging="360"/>
       </w:pPr>
       <w:rPr>
-        <w:rFonts w:ascii="Symbol" w:hAnsi="Symbol" w:hint="default"/>
+        <w:rFonts w:hint="default" w:ascii="Symbol" w:hAnsi="Symbol"/>
       </w:rPr>
     </w:lvl>
     <w:lvl w:ilvl="7" w:tplc="14090003" w:tentative="1">
@@ -6108,7 +6091,7 @@
         <w:ind w:left="5760" w:hanging="360"/>
       </w:pPr>
       <w:rPr>
-        <w:rFonts w:ascii="Courier New" w:hAnsi="Courier New" w:cs="Courier New" w:hint="default"/>
+        <w:rFonts w:hint="default" w:ascii="Courier New" w:hAnsi="Courier New" w:cs="Courier New"/>
       </w:rPr>
     </w:lvl>
     <w:lvl w:ilvl="8" w:tplc="14090005" w:tentative="1">
@@ -6120,7 +6103,7 @@
         <w:ind w:left="6480" w:hanging="360"/>
       </w:pPr>
       <w:rPr>
-        <w:rFonts w:ascii="Wingdings" w:hAnsi="Wingdings" w:hint="default"/>
+        <w:rFonts w:hint="default" w:ascii="Wingdings" w:hAnsi="Wingdings"/>
       </w:rPr>
     </w:lvl>
   </w:abstractNum>
@@ -7012,7 +6995,7 @@
         <w:ind w:left="360" w:hanging="360"/>
       </w:pPr>
       <w:rPr>
-        <w:rFonts w:ascii="Symbol" w:hAnsi="Symbol" w:hint="default"/>
+        <w:rFonts w:hint="default" w:ascii="Symbol" w:hAnsi="Symbol"/>
       </w:rPr>
     </w:lvl>
     <w:lvl w:ilvl="1" w:tplc="14090003" w:tentative="1">
@@ -7024,7 +7007,7 @@
         <w:ind w:left="1080" w:hanging="360"/>
       </w:pPr>
       <w:rPr>
-        <w:rFonts w:ascii="Courier New" w:hAnsi="Courier New" w:cs="Courier New" w:hint="default"/>
+        <w:rFonts w:hint="default" w:ascii="Courier New" w:hAnsi="Courier New" w:cs="Courier New"/>
       </w:rPr>
     </w:lvl>
     <w:lvl w:ilvl="2" w:tplc="14090005" w:tentative="1">
@@ -7036,7 +7019,7 @@
         <w:ind w:left="1800" w:hanging="360"/>
       </w:pPr>
       <w:rPr>
-        <w:rFonts w:ascii="Wingdings" w:hAnsi="Wingdings" w:hint="default"/>
+        <w:rFonts w:hint="default" w:ascii="Wingdings" w:hAnsi="Wingdings"/>
       </w:rPr>
     </w:lvl>
     <w:lvl w:ilvl="3" w:tplc="14090001" w:tentative="1">
@@ -7048,7 +7031,7 @@
         <w:ind w:left="2520" w:hanging="360"/>
       </w:pPr>
       <w:rPr>
-        <w:rFonts w:ascii="Symbol" w:hAnsi="Symbol" w:hint="default"/>
+        <w:rFonts w:hint="default" w:ascii="Symbol" w:hAnsi="Symbol"/>
       </w:rPr>
     </w:lvl>
     <w:lvl w:ilvl="4" w:tplc="14090003" w:tentative="1">
@@ -7060,7 +7043,7 @@
         <w:ind w:left="3240" w:hanging="360"/>
       </w:pPr>
       <w:rPr>
-        <w:rFonts w:ascii="Courier New" w:hAnsi="Courier New" w:cs="Courier New" w:hint="default"/>
+        <w:rFonts w:hint="default" w:ascii="Courier New" w:hAnsi="Courier New" w:cs="Courier New"/>
       </w:rPr>
     </w:lvl>
     <w:lvl w:ilvl="5" w:tplc="14090005" w:tentative="1">
@@ -7072,7 +7055,7 @@
         <w:ind w:left="3960" w:hanging="360"/>
       </w:pPr>
       <w:rPr>
-        <w:rFonts w:ascii="Wingdings" w:hAnsi="Wingdings" w:hint="default"/>
+        <w:rFonts w:hint="default" w:ascii="Wingdings" w:hAnsi="Wingdings"/>
       </w:rPr>
     </w:lvl>
     <w:lvl w:ilvl="6" w:tplc="14090001" w:tentative="1">
@@ -7084,7 +7067,7 @@
         <w:ind w:left="4680" w:hanging="360"/>
       </w:pPr>
       <w:rPr>
-        <w:rFonts w:ascii="Symbol" w:hAnsi="Symbol" w:hint="default"/>
+        <w:rFonts w:hint="default" w:ascii="Symbol" w:hAnsi="Symbol"/>
       </w:rPr>
     </w:lvl>
     <w:lvl w:ilvl="7" w:tplc="14090003" w:tentative="1">
@@ -7096,7 +7079,7 @@
         <w:ind w:left="5400" w:hanging="360"/>
       </w:pPr>
       <w:rPr>
-        <w:rFonts w:ascii="Courier New" w:hAnsi="Courier New" w:cs="Courier New" w:hint="default"/>
+        <w:rFonts w:hint="default" w:ascii="Courier New" w:hAnsi="Courier New" w:cs="Courier New"/>
       </w:rPr>
     </w:lvl>
     <w:lvl w:ilvl="8" w:tplc="14090005" w:tentative="1">
@@ -7108,7 +7091,7 @@
         <w:ind w:left="6120" w:hanging="360"/>
       </w:pPr>
       <w:rPr>
-        <w:rFonts w:ascii="Wingdings" w:hAnsi="Wingdings" w:hint="default"/>
+        <w:rFonts w:hint="default" w:ascii="Wingdings" w:hAnsi="Wingdings"/>
       </w:rPr>
     </w:lvl>
   </w:abstractNum>
@@ -7413,7 +7396,7 @@
         <w:ind w:left="360" w:hanging="360"/>
       </w:pPr>
       <w:rPr>
-        <w:rFonts w:ascii="Symbol" w:hAnsi="Symbol" w:hint="default"/>
+        <w:rFonts w:hint="default" w:ascii="Symbol" w:hAnsi="Symbol"/>
       </w:rPr>
     </w:lvl>
     <w:lvl w:ilvl="1" w:tplc="14090003">
@@ -7425,7 +7408,7 @@
         <w:ind w:left="1080" w:hanging="360"/>
       </w:pPr>
       <w:rPr>
-        <w:rFonts w:ascii="Courier New" w:hAnsi="Courier New" w:cs="Courier New" w:hint="default"/>
+        <w:rFonts w:hint="default" w:ascii="Courier New" w:hAnsi="Courier New" w:cs="Courier New"/>
       </w:rPr>
     </w:lvl>
     <w:lvl w:ilvl="2" w:tplc="14090005" w:tentative="1">
@@ -7437,7 +7420,7 @@
         <w:ind w:left="1800" w:hanging="360"/>
       </w:pPr>
       <w:rPr>
-        <w:rFonts w:ascii="Wingdings" w:hAnsi="Wingdings" w:hint="default"/>
+        <w:rFonts w:hint="default" w:ascii="Wingdings" w:hAnsi="Wingdings"/>
       </w:rPr>
     </w:lvl>
     <w:lvl w:ilvl="3" w:tplc="14090001" w:tentative="1">
@@ -7449,7 +7432,7 @@
         <w:ind w:left="2520" w:hanging="360"/>
       </w:pPr>
       <w:rPr>
-        <w:rFonts w:ascii="Symbol" w:hAnsi="Symbol" w:hint="default"/>
+        <w:rFonts w:hint="default" w:ascii="Symbol" w:hAnsi="Symbol"/>
       </w:rPr>
     </w:lvl>
     <w:lvl w:ilvl="4" w:tplc="14090003" w:tentative="1">
@@ -7461,7 +7444,7 @@
         <w:ind w:left="3240" w:hanging="360"/>
       </w:pPr>
       <w:rPr>
-        <w:rFonts w:ascii="Courier New" w:hAnsi="Courier New" w:cs="Courier New" w:hint="default"/>
+        <w:rFonts w:hint="default" w:ascii="Courier New" w:hAnsi="Courier New" w:cs="Courier New"/>
       </w:rPr>
     </w:lvl>
     <w:lvl w:ilvl="5" w:tplc="14090005" w:tentative="1">
@@ -7473,7 +7456,7 @@
         <w:ind w:left="3960" w:hanging="360"/>
       </w:pPr>
       <w:rPr>
-        <w:rFonts w:ascii="Wingdings" w:hAnsi="Wingdings" w:hint="default"/>
+        <w:rFonts w:hint="default" w:ascii="Wingdings" w:hAnsi="Wingdings"/>
       </w:rPr>
     </w:lvl>
     <w:lvl w:ilvl="6" w:tplc="14090001" w:tentative="1">
@@ -7485,7 +7468,7 @@
         <w:ind w:left="4680" w:hanging="360"/>
       </w:pPr>
       <w:rPr>
-        <w:rFonts w:ascii="Symbol" w:hAnsi="Symbol" w:hint="default"/>
+        <w:rFonts w:hint="default" w:ascii="Symbol" w:hAnsi="Symbol"/>
       </w:rPr>
     </w:lvl>
     <w:lvl w:ilvl="7" w:tplc="14090003" w:tentative="1">
@@ -7497,7 +7480,7 @@
         <w:ind w:left="5400" w:hanging="360"/>
       </w:pPr>
       <w:rPr>
-        <w:rFonts w:ascii="Courier New" w:hAnsi="Courier New" w:cs="Courier New" w:hint="default"/>
+        <w:rFonts w:hint="default" w:ascii="Courier New" w:hAnsi="Courier New" w:cs="Courier New"/>
       </w:rPr>
     </w:lvl>
     <w:lvl w:ilvl="8" w:tplc="14090005" w:tentative="1">
@@ -7509,7 +7492,7 @@
         <w:ind w:left="6120" w:hanging="360"/>
       </w:pPr>
       <w:rPr>
-        <w:rFonts w:ascii="Wingdings" w:hAnsi="Wingdings" w:hint="default"/>
+        <w:rFonts w:hint="default" w:ascii="Wingdings" w:hAnsi="Wingdings"/>
       </w:rPr>
     </w:lvl>
   </w:abstractNum>
@@ -7526,7 +7509,7 @@
         <w:ind w:left="720" w:hanging="360"/>
       </w:pPr>
       <w:rPr>
-        <w:rFonts w:ascii="Calibri" w:eastAsia="Times New Roman" w:hAnsi="Calibri" w:cs="Calibri" w:hint="default"/>
+        <w:rFonts w:hint="default" w:ascii="Calibri" w:hAnsi="Calibri" w:eastAsia="Times New Roman" w:cs="Calibri"/>
       </w:rPr>
     </w:lvl>
     <w:lvl w:ilvl="1" w:tplc="14090003" w:tentative="1">
@@ -7538,7 +7521,7 @@
         <w:ind w:left="1440" w:hanging="360"/>
       </w:pPr>
       <w:rPr>
-        <w:rFonts w:ascii="Courier New" w:hAnsi="Courier New" w:cs="Courier New" w:hint="default"/>
+        <w:rFonts w:hint="default" w:ascii="Courier New" w:hAnsi="Courier New" w:cs="Courier New"/>
       </w:rPr>
     </w:lvl>
     <w:lvl w:ilvl="2" w:tplc="14090005" w:tentative="1">
@@ -7550,7 +7533,7 @@
         <w:ind w:left="2160" w:hanging="360"/>
       </w:pPr>
       <w:rPr>
-        <w:rFonts w:ascii="Wingdings" w:hAnsi="Wingdings" w:hint="default"/>
+        <w:rFonts w:hint="default" w:ascii="Wingdings" w:hAnsi="Wingdings"/>
       </w:rPr>
     </w:lvl>
     <w:lvl w:ilvl="3" w:tplc="14090001" w:tentative="1">
@@ -7562,7 +7545,7 @@
         <w:ind w:left="2880" w:hanging="360"/>
       </w:pPr>
       <w:rPr>
-        <w:rFonts w:ascii="Symbol" w:hAnsi="Symbol" w:hint="default"/>
+        <w:rFonts w:hint="default" w:ascii="Symbol" w:hAnsi="Symbol"/>
       </w:rPr>
     </w:lvl>
     <w:lvl w:ilvl="4" w:tplc="14090003" w:tentative="1">
@@ -7574,7 +7557,7 @@
         <w:ind w:left="3600" w:hanging="360"/>
       </w:pPr>
       <w:rPr>
-        <w:rFonts w:ascii="Courier New" w:hAnsi="Courier New" w:cs="Courier New" w:hint="default"/>
+        <w:rFonts w:hint="default" w:ascii="Courier New" w:hAnsi="Courier New" w:cs="Courier New"/>
       </w:rPr>
     </w:lvl>
     <w:lvl w:ilvl="5" w:tplc="14090005" w:tentative="1">
@@ -7586,7 +7569,7 @@
         <w:ind w:left="4320" w:hanging="360"/>
       </w:pPr>
       <w:rPr>
-        <w:rFonts w:ascii="Wingdings" w:hAnsi="Wingdings" w:hint="default"/>
+        <w:rFonts w:hint="default" w:ascii="Wingdings" w:hAnsi="Wingdings"/>
       </w:rPr>
     </w:lvl>
     <w:lvl w:ilvl="6" w:tplc="14090001" w:tentative="1">
@@ -7598,7 +7581,7 @@
         <w:ind w:left="5040" w:hanging="360"/>
       </w:pPr>
       <w:rPr>
-        <w:rFonts w:ascii="Symbol" w:hAnsi="Symbol" w:hint="default"/>
+        <w:rFonts w:hint="default" w:ascii="Symbol" w:hAnsi="Symbol"/>
       </w:rPr>
     </w:lvl>
     <w:lvl w:ilvl="7" w:tplc="14090003" w:tentative="1">
@@ -7610,7 +7593,7 @@
         <w:ind w:left="5760" w:hanging="360"/>
       </w:pPr>
       <w:rPr>
-        <w:rFonts w:ascii="Courier New" w:hAnsi="Courier New" w:cs="Courier New" w:hint="default"/>
+        <w:rFonts w:hint="default" w:ascii="Courier New" w:hAnsi="Courier New" w:cs="Courier New"/>
       </w:rPr>
     </w:lvl>
     <w:lvl w:ilvl="8" w:tplc="14090005" w:tentative="1">
@@ -7622,7 +7605,7 @@
         <w:ind w:left="6480" w:hanging="360"/>
       </w:pPr>
       <w:rPr>
-        <w:rFonts w:ascii="Wingdings" w:hAnsi="Wingdings" w:hint="default"/>
+        <w:rFonts w:hint="default" w:ascii="Wingdings" w:hAnsi="Wingdings"/>
       </w:rPr>
     </w:lvl>
   </w:abstractNum>
@@ -7728,7 +7711,7 @@
         <w:ind w:left="360" w:hanging="360"/>
       </w:pPr>
       <w:rPr>
-        <w:rFonts w:ascii="Wingdings" w:hAnsi="Wingdings" w:hint="default"/>
+        <w:rFonts w:hint="default" w:ascii="Wingdings" w:hAnsi="Wingdings"/>
         <w:color w:val="C00000"/>
       </w:rPr>
     </w:lvl>
@@ -7741,7 +7724,7 @@
         <w:ind w:left="1080" w:hanging="360"/>
       </w:pPr>
       <w:rPr>
-        <w:rFonts w:ascii="Courier New" w:hAnsi="Courier New" w:cs="Courier New" w:hint="default"/>
+        <w:rFonts w:hint="default" w:ascii="Courier New" w:hAnsi="Courier New" w:cs="Courier New"/>
       </w:rPr>
     </w:lvl>
     <w:lvl w:ilvl="2" w:tplc="04090005" w:tentative="1">
@@ -7753,7 +7736,7 @@
         <w:ind w:left="1800" w:hanging="360"/>
       </w:pPr>
       <w:rPr>
-        <w:rFonts w:ascii="Wingdings" w:hAnsi="Wingdings" w:hint="default"/>
+        <w:rFonts w:hint="default" w:ascii="Wingdings" w:hAnsi="Wingdings"/>
       </w:rPr>
     </w:lvl>
     <w:lvl w:ilvl="3" w:tplc="04090001" w:tentative="1">
@@ -7765,7 +7748,7 @@
         <w:ind w:left="2520" w:hanging="360"/>
       </w:pPr>
       <w:rPr>
-        <w:rFonts w:ascii="Symbol" w:hAnsi="Symbol" w:hint="default"/>
+        <w:rFonts w:hint="default" w:ascii="Symbol" w:hAnsi="Symbol"/>
       </w:rPr>
     </w:lvl>
     <w:lvl w:ilvl="4" w:tplc="04090003" w:tentative="1">
@@ -7777,7 +7760,7 @@
         <w:ind w:left="3240" w:hanging="360"/>
       </w:pPr>
       <w:rPr>
-        <w:rFonts w:ascii="Courier New" w:hAnsi="Courier New" w:cs="Courier New" w:hint="default"/>
+        <w:rFonts w:hint="default" w:ascii="Courier New" w:hAnsi="Courier New" w:cs="Courier New"/>
       </w:rPr>
     </w:lvl>
     <w:lvl w:ilvl="5" w:tplc="04090005" w:tentative="1">
@@ -7789,7 +7772,7 @@
         <w:ind w:left="3960" w:hanging="360"/>
       </w:pPr>
       <w:rPr>
-        <w:rFonts w:ascii="Wingdings" w:hAnsi="Wingdings" w:hint="default"/>
+        <w:rFonts w:hint="default" w:ascii="Wingdings" w:hAnsi="Wingdings"/>
       </w:rPr>
     </w:lvl>
     <w:lvl w:ilvl="6" w:tplc="04090001" w:tentative="1">
@@ -7801,7 +7784,7 @@
         <w:ind w:left="4680" w:hanging="360"/>
       </w:pPr>
       <w:rPr>
-        <w:rFonts w:ascii="Symbol" w:hAnsi="Symbol" w:hint="default"/>
+        <w:rFonts w:hint="default" w:ascii="Symbol" w:hAnsi="Symbol"/>
       </w:rPr>
     </w:lvl>
     <w:lvl w:ilvl="7" w:tplc="04090003" w:tentative="1">
@@ -7813,7 +7796,7 @@
         <w:ind w:left="5400" w:hanging="360"/>
       </w:pPr>
       <w:rPr>
-        <w:rFonts w:ascii="Courier New" w:hAnsi="Courier New" w:cs="Courier New" w:hint="default"/>
+        <w:rFonts w:hint="default" w:ascii="Courier New" w:hAnsi="Courier New" w:cs="Courier New"/>
       </w:rPr>
     </w:lvl>
     <w:lvl w:ilvl="8" w:tplc="04090005" w:tentative="1">
@@ -7825,7 +7808,7 @@
         <w:ind w:left="6120" w:hanging="360"/>
       </w:pPr>
       <w:rPr>
-        <w:rFonts w:ascii="Wingdings" w:hAnsi="Wingdings" w:hint="default"/>
+        <w:rFonts w:hint="default" w:ascii="Wingdings" w:hAnsi="Wingdings"/>
       </w:rPr>
     </w:lvl>
   </w:abstractNum>
@@ -8258,11 +8241,11 @@
 </file>
 
 <file path=word/styles.xml><?xml version="1.0" encoding="utf-8"?>
-<w:styles xmlns:mc="http://schemas.openxmlformats.org/markup-compatibility/2006" xmlns:r="http://schemas.openxmlformats.org/officeDocument/2006/relationships" xmlns:w="http://schemas.openxmlformats.org/wordprocessingml/2006/main" xmlns:w14="http://schemas.microsoft.com/office/word/2010/wordml" xmlns:w15="http://schemas.microsoft.com/office/word/2012/wordml" xmlns:w16cex="http://schemas.microsoft.com/office/word/2018/wordml/cex" xmlns:w16cid="http://schemas.microsoft.com/office/word/2016/wordml/cid" xmlns:w16="http://schemas.microsoft.com/office/word/2018/wordml" xmlns:w16du="http://schemas.microsoft.com/office/word/2023/wordml/word16du" xmlns:w16sdtdh="http://schemas.microsoft.com/office/word/2020/wordml/sdtdatahash" xmlns:w16sdtfl="http://schemas.microsoft.com/office/word/2024/wordml/sdtformatlock" xmlns:w16se="http://schemas.microsoft.com/office/word/2015/wordml/symex" mc:Ignorable="w14 w15 w16se w16cid w16 w16cex w16sdtdh w16sdtfl w16du">
+<w:styles xmlns:wp14="http://schemas.microsoft.com/office/word/2010/wordprocessingDrawing" xmlns:mc="http://schemas.openxmlformats.org/markup-compatibility/2006" xmlns:r="http://schemas.openxmlformats.org/officeDocument/2006/relationships" xmlns:w="http://schemas.openxmlformats.org/wordprocessingml/2006/main" xmlns:w14="http://schemas.microsoft.com/office/word/2010/wordml" xmlns:w15="http://schemas.microsoft.com/office/word/2012/wordml" xmlns:w16cex="http://schemas.microsoft.com/office/word/2018/wordml/cex" xmlns:w16cid="http://schemas.microsoft.com/office/word/2016/wordml/cid" xmlns:w16="http://schemas.microsoft.com/office/word/2018/wordml" xmlns:w16du="http://schemas.microsoft.com/office/word/2023/wordml/word16du" xmlns:w16sdtdh="http://schemas.microsoft.com/office/word/2020/wordml/sdtdatahash" xmlns:w16sdtfl="http://schemas.microsoft.com/office/word/2024/wordml/sdtformatlock" xmlns:w16se="http://schemas.microsoft.com/office/word/2015/wordml/symex" mc:Ignorable="w14 w15 w16se w16cid w16 w16cex w16sdtdh w16sdtfl w16du wp14">
   <w:docDefaults>
     <w:rPrDefault>
       <w:rPr>
-        <w:rFonts w:ascii="Times New Roman" w:eastAsia="Times New Roman" w:hAnsi="Times New Roman" w:cs="Times New Roman"/>
+        <w:rFonts w:ascii="Times New Roman" w:hAnsi="Times New Roman" w:eastAsia="Times New Roman" w:cs="Times New Roman"/>
         <w:lang w:val="en-NZ" w:eastAsia="en-NZ" w:bidi="my-MM"/>
       </w:rPr>
     </w:rPrDefault>
@@ -8328,7 +8311,7 @@
     <w:lsdException w:name="Table Web 2" w:semiHidden="1" w:unhideWhenUsed="1"/>
     <w:lsdException w:name="Table Web 3" w:semiHidden="1" w:unhideWhenUsed="1"/>
     <w:lsdException w:name="Table Theme" w:semiHidden="1" w:unhideWhenUsed="1"/>
-    <w:lsdException w:name="Placeholder Text" w:semiHidden="1" w:uiPriority="99"/>
+    <w:lsdException w:name="Placeholder Text" w:uiPriority="99" w:semiHidden="1"/>
     <w:lsdException w:name="No Spacing" w:uiPriority="1" w:qFormat="1"/>
     <w:lsdException w:name="Light Shading" w:uiPriority="60"/>
     <w:lsdException w:name="Light List" w:uiPriority="61"/>
@@ -8350,7 +8333,7 @@
     <w:lsdException w:name="Medium Shading 1 Accent 1" w:uiPriority="63"/>
     <w:lsdException w:name="Medium Shading 2 Accent 1" w:uiPriority="64"/>
     <w:lsdException w:name="Medium List 1 Accent 1" w:uiPriority="65"/>
-    <w:lsdException w:name="Revision" w:semiHidden="1" w:uiPriority="99"/>
+    <w:lsdException w:name="Revision" w:uiPriority="99" w:semiHidden="1"/>
     <w:lsdException w:name="List Paragraph" w:uiPriority="34" w:qFormat="1"/>
     <w:lsdException w:name="Quote" w:uiPriority="29" w:qFormat="1"/>
     <w:lsdException w:name="Intense Quote" w:uiPriority="30" w:qFormat="1"/>
@@ -8437,8 +8420,8 @@
     <w:lsdException w:name="Subtle Reference" w:uiPriority="31" w:qFormat="1"/>
     <w:lsdException w:name="Intense Reference" w:uiPriority="32" w:qFormat="1"/>
     <w:lsdException w:name="Book Title" w:uiPriority="33" w:qFormat="1"/>
-    <w:lsdException w:name="Bibliography" w:semiHidden="1" w:uiPriority="37" w:unhideWhenUsed="1"/>
-    <w:lsdException w:name="TOC Heading" w:semiHidden="1" w:uiPriority="39" w:unhideWhenUsed="1" w:qFormat="1"/>
+    <w:lsdException w:name="Bibliography" w:uiPriority="37" w:semiHidden="1" w:unhideWhenUsed="1"/>
+    <w:lsdException w:name="TOC Heading" w:uiPriority="39" w:semiHidden="1" w:unhideWhenUsed="1" w:qFormat="1"/>
     <w:lsdException w:name="Plain Table 1" w:uiPriority="41"/>
     <w:lsdException w:name="Plain Table 2" w:uiPriority="42"/>
     <w:lsdException w:name="Plain Table 3" w:uiPriority="43"/>
@@ -8543,13 +8526,13 @@
     <w:lsdException w:name="List Table 5 Dark Accent 6" w:uiPriority="50"/>
     <w:lsdException w:name="List Table 6 Colorful Accent 6" w:uiPriority="51"/>
     <w:lsdException w:name="List Table 7 Colorful Accent 6" w:uiPriority="52"/>
-    <w:lsdException w:name="Mention" w:semiHidden="1" w:uiPriority="99" w:unhideWhenUsed="1"/>
-    <w:lsdException w:name="Smart Hyperlink" w:semiHidden="1" w:uiPriority="99" w:unhideWhenUsed="1"/>
-    <w:lsdException w:name="Hashtag" w:semiHidden="1" w:uiPriority="99" w:unhideWhenUsed="1"/>
-    <w:lsdException w:name="Unresolved Mention" w:semiHidden="1" w:uiPriority="99" w:unhideWhenUsed="1"/>
-    <w:lsdException w:name="Smart Link" w:semiHidden="1" w:uiPriority="99" w:unhideWhenUsed="1"/>
+    <w:lsdException w:name="Mention" w:uiPriority="99" w:semiHidden="1" w:unhideWhenUsed="1"/>
+    <w:lsdException w:name="Smart Hyperlink" w:uiPriority="99" w:semiHidden="1" w:unhideWhenUsed="1"/>
+    <w:lsdException w:name="Hashtag" w:uiPriority="99" w:semiHidden="1" w:unhideWhenUsed="1"/>
+    <w:lsdException w:name="Unresolved Mention" w:uiPriority="99" w:semiHidden="1" w:unhideWhenUsed="1"/>
+    <w:lsdException w:name="Smart Link" w:uiPriority="99" w:semiHidden="1" w:unhideWhenUsed="1"/>
   </w:latentStyles>
-  <w:style w:type="paragraph" w:default="1" w:styleId="Normal">
+  <w:style w:type="paragraph" w:styleId="Normal" w:default="1">
     <w:name w:val="Normal"/>
     <w:qFormat/>
     <w:rsid w:val="001F64DF"/>
@@ -8559,13 +8542,13 @@
       <w:lang w:eastAsia="en-US" w:bidi="ar-SA"/>
     </w:rPr>
   </w:style>
-  <w:style w:type="character" w:default="1" w:styleId="DefaultParagraphFont">
+  <w:style w:type="character" w:styleId="DefaultParagraphFont" w:default="1">
     <w:name w:val="Default Paragraph Font"/>
     <w:uiPriority w:val="1"/>
     <w:semiHidden/>
     <w:unhideWhenUsed/>
   </w:style>
-  <w:style w:type="table" w:default="1" w:styleId="TableNormal">
+  <w:style w:type="table" w:styleId="TableNormal" w:default="1">
     <w:name w:val="Normal Table"/>
     <w:uiPriority w:val="99"/>
     <w:semiHidden/>
@@ -8580,7 +8563,7 @@
       </w:tblCellMar>
     </w:tblPr>
   </w:style>
-  <w:style w:type="numbering" w:default="1" w:styleId="NoList">
+  <w:style w:type="numbering" w:styleId="NoList" w:default="1">
     <w:name w:val="No List"/>
     <w:uiPriority w:val="99"/>
     <w:semiHidden/>
@@ -8619,12 +8602,12 @@
     <w:rsid w:val="00076A72"/>
     <w:tblPr>
       <w:tblBorders>
-        <w:top w:val="single" w:sz="4" w:space="0" w:color="auto"/>
-        <w:left w:val="single" w:sz="4" w:space="0" w:color="auto"/>
-        <w:bottom w:val="single" w:sz="4" w:space="0" w:color="auto"/>
-        <w:right w:val="single" w:sz="4" w:space="0" w:color="auto"/>
-        <w:insideH w:val="single" w:sz="4" w:space="0" w:color="auto"/>
-        <w:insideV w:val="single" w:sz="4" w:space="0" w:color="auto"/>
+        <w:top w:val="single" w:color="auto" w:sz="4" w:space="0"/>
+        <w:left w:val="single" w:color="auto" w:sz="4" w:space="0"/>
+        <w:bottom w:val="single" w:color="auto" w:sz="4" w:space="0"/>
+        <w:right w:val="single" w:color="auto" w:sz="4" w:space="0"/>
+        <w:insideH w:val="single" w:color="auto" w:sz="4" w:space="0"/>
+        <w:insideV w:val="single" w:color="auto" w:sz="4" w:space="0"/>
       </w:tblBorders>
     </w:tblPr>
   </w:style>
@@ -8639,7 +8622,7 @@
       <w:szCs w:val="16"/>
     </w:rPr>
   </w:style>
-  <w:style w:type="character" w:customStyle="1" w:styleId="BalloonTextChar">
+  <w:style w:type="character" w:styleId="BalloonTextChar" w:customStyle="1">
     <w:name w:val="Balloon Text Char"/>
     <w:link w:val="BalloonText"/>
     <w:rsid w:val="00771F13"/>
@@ -8670,12 +8653,12 @@
       <w:szCs w:val="32"/>
     </w:rPr>
   </w:style>
-  <w:style w:type="character" w:customStyle="1" w:styleId="TitleChar">
+  <w:style w:type="character" w:styleId="TitleChar" w:customStyle="1">
     <w:name w:val="Title Char"/>
     <w:link w:val="Title"/>
     <w:rsid w:val="001508A7"/>
     <w:rPr>
-      <w:rFonts w:ascii="Calibri Light" w:eastAsia="Times New Roman" w:hAnsi="Calibri Light" w:cs="Times New Roman"/>
+      <w:rFonts w:ascii="Calibri Light" w:hAnsi="Calibri Light" w:eastAsia="Times New Roman" w:cs="Times New Roman"/>
       <w:b/>
       <w:bCs/>
       <w:kern w:val="28"/>
@@ -8688,7 +8671,7 @@
 </file>
 
 <file path=word/theme/theme1.xml><?xml version="1.0" encoding="utf-8"?>
-<a:theme xmlns:a="http://schemas.openxmlformats.org/drawingml/2006/main" name="Office Theme">
+<a:theme xmlns:a="http://schemas.openxmlformats.org/drawingml/2006/main" xmlns:thm15="http://schemas.microsoft.com/office/thememl/2012/main" name="Office Theme">
   <a:themeElements>
     <a:clrScheme name="Office">
       <a:dk1>

--- a/03-Communication-and-Teamwork/Meetings/Minutes/Team-Meetings/Meeting Minutes 2025-03-18 (Team Kick-off).docx
+++ b/03-Communication-and-Teamwork/Meetings/Minutes/Team-Meetings/Meeting Minutes 2025-03-18 (Team Kick-off).docx
@@ -30,12 +30,12 @@
         <w:tblW w:w="9990" w:type="dxa"/>
         <w:tblInd w:w="108" w:type="dxa"/>
         <w:tblBorders>
-          <w:top w:val="single" w:color="auto" w:sz="4" w:space="0"/>
-          <w:left w:val="single" w:color="auto" w:sz="4" w:space="0"/>
-          <w:bottom w:val="single" w:color="auto" w:sz="4" w:space="0"/>
-          <w:right w:val="single" w:color="auto" w:sz="4" w:space="0"/>
-          <w:insideH w:val="single" w:color="auto" w:sz="4" w:space="0"/>
-          <w:insideV w:val="single" w:color="auto" w:sz="4" w:space="0"/>
+          <w:top w:val="single" w:sz="4" w:space="0" w:color="auto"/>
+          <w:left w:val="single" w:sz="4" w:space="0" w:color="auto"/>
+          <w:bottom w:val="single" w:sz="4" w:space="0" w:color="auto"/>
+          <w:right w:val="single" w:sz="4" w:space="0" w:color="auto"/>
+          <w:insideH w:val="single" w:sz="4" w:space="0" w:color="auto"/>
+          <w:insideV w:val="single" w:sz="4" w:space="0" w:color="auto"/>
         </w:tblBorders>
         <w:tblLook w:val="01E0" w:firstRow="1" w:lastRow="1" w:firstColumn="1" w:lastColumn="1" w:noHBand="0" w:noVBand="0"/>
       </w:tblPr>
@@ -49,7 +49,6 @@
           <w:tcPr>
             <w:tcW w:w="2952" w:type="dxa"/>
             <w:shd w:val="clear" w:color="auto" w:fill="D9D9D9" w:themeFill="background1" w:themeFillShade="D9"/>
-            <w:tcMar/>
             <w:vAlign w:val="center"/>
           </w:tcPr>
           <w:p>
@@ -80,7 +79,6 @@
             <w:tcW w:w="7038" w:type="dxa"/>
             <w:gridSpan w:val="2"/>
             <w:shd w:val="clear" w:color="auto" w:fill="D9D9D9" w:themeFill="background1" w:themeFillShade="D9"/>
-            <w:tcMar/>
             <w:vAlign w:val="center"/>
           </w:tcPr>
           <w:p>
@@ -107,7 +105,6 @@
           <w:tcPr>
             <w:tcW w:w="2952" w:type="dxa"/>
             <w:shd w:val="clear" w:color="auto" w:fill="D9D9D9" w:themeFill="background1" w:themeFillShade="D9"/>
-            <w:tcMar/>
             <w:vAlign w:val="center"/>
           </w:tcPr>
           <w:p>
@@ -131,7 +128,6 @@
             <w:tcW w:w="7038" w:type="dxa"/>
             <w:gridSpan w:val="2"/>
             <w:shd w:val="clear" w:color="auto" w:fill="D9D9D9" w:themeFill="background1" w:themeFillShade="D9"/>
-            <w:tcMar/>
             <w:vAlign w:val="center"/>
           </w:tcPr>
           <w:p>
@@ -158,7 +154,6 @@
           <w:tcPr>
             <w:tcW w:w="2952" w:type="dxa"/>
             <w:shd w:val="clear" w:color="auto" w:fill="D9D9D9" w:themeFill="background1" w:themeFillShade="D9"/>
-            <w:tcMar/>
             <w:vAlign w:val="center"/>
           </w:tcPr>
           <w:p>
@@ -189,7 +184,6 @@
             <w:tcW w:w="7038" w:type="dxa"/>
             <w:gridSpan w:val="2"/>
             <w:shd w:val="clear" w:color="auto" w:fill="D9D9D9" w:themeFill="background1" w:themeFillShade="D9"/>
-            <w:tcMar/>
             <w:vAlign w:val="center"/>
           </w:tcPr>
           <w:p>
@@ -227,7 +221,6 @@
         <w:tc>
           <w:tcPr>
             <w:tcW w:w="2952" w:type="dxa"/>
-            <w:tcMar/>
           </w:tcPr>
           <w:p>
             <w:pPr>
@@ -249,7 +242,6 @@
           <w:tcPr>
             <w:tcW w:w="7038" w:type="dxa"/>
             <w:gridSpan w:val="2"/>
-            <w:tcMar/>
           </w:tcPr>
           <w:p>
             <w:pPr>
@@ -270,61 +262,42 @@
         <w:tc>
           <w:tcPr>
             <w:tcW w:w="2952" w:type="dxa"/>
-            <w:tcMar/>
-          </w:tcPr>
-          <w:p>
-            <w:pPr>
-              <w:pStyle w:val="Normal"/>
-              <w:rPr>
-                <w:rFonts w:ascii="Calibri" w:hAnsi="Calibri" w:eastAsia="Calibri" w:cs="Calibri"/>
-                <w:noProof w:val="0"/>
-                <w:sz w:val="24"/>
-                <w:szCs w:val="24"/>
-                <w:lang w:val="en-NZ"/>
-              </w:rPr>
-            </w:pPr>
-            <w:r>
-              <w:rPr>
-                <w:rFonts w:ascii="Calibri" w:hAnsi="Calibri" w:cs="Calibri"/>
-                <w:b w:val="1"/>
-                <w:bCs w:val="1"/>
+          </w:tcPr>
+          <w:p>
+            <w:pPr>
+              <w:rPr>
+                <w:rFonts w:ascii="Calibri" w:eastAsia="Calibri" w:hAnsi="Calibri" w:cs="Calibri"/>
+              </w:rPr>
+            </w:pPr>
+            <w:r>
+              <w:rPr>
+                <w:rFonts w:ascii="Calibri" w:hAnsi="Calibri" w:cs="Calibri"/>
+                <w:b/>
+                <w:bCs/>
               </w:rPr>
               <w:t>Location:</w:t>
             </w:r>
             <w:r>
               <w:rPr>
                 <w:rFonts w:ascii="Calibri" w:hAnsi="Calibri" w:cs="Calibri"/>
-                <w:b w:val="1"/>
-                <w:bCs w:val="1"/>
+                <w:b/>
+                <w:bCs/>
               </w:rPr>
               <w:t xml:space="preserve"> </w:t>
             </w:r>
             <w:r>
               <w:rPr>
-                <w:rFonts w:ascii="Calibri" w:hAnsi="Calibri" w:eastAsia="Calibri" w:cs="Calibri"/>
-                <w:b w:val="0"/>
-                <w:bCs w:val="0"/>
-                <w:i w:val="0"/>
-                <w:iCs w:val="0"/>
-                <w:caps w:val="0"/>
-                <w:smallCaps w:val="0"/>
-                <w:strike w:val="0"/>
-                <w:dstrike w:val="0"/>
-                <w:noProof w:val="0"/>
-                <w:color w:val="000000" w:themeColor="text1" w:themeTint="FF" w:themeShade="FF"/>
-                <w:sz w:val="24"/>
-                <w:szCs w:val="24"/>
-                <w:u w:val="none"/>
+                <w:rFonts w:ascii="Calibri" w:eastAsia="Calibri" w:hAnsi="Calibri" w:cs="Calibri"/>
+                <w:color w:val="000000" w:themeColor="text1"/>
                 <w:lang w:val="en-US"/>
               </w:rPr>
-              <w:t>Online (Discord)</w:t>
+              <w:t>Online</w:t>
             </w:r>
           </w:p>
         </w:tc>
         <w:tc>
           <w:tcPr>
             <w:tcW w:w="2952" w:type="dxa"/>
-            <w:tcMar/>
           </w:tcPr>
           <w:p>
             <w:pPr>
@@ -372,7 +345,6 @@
         <w:tc>
           <w:tcPr>
             <w:tcW w:w="4086" w:type="dxa"/>
-            <w:tcMar/>
           </w:tcPr>
           <w:p>
             <w:pPr>
@@ -436,7 +408,6 @@
         <w:tc>
           <w:tcPr>
             <w:tcW w:w="2952" w:type="dxa"/>
-            <w:tcMar/>
           </w:tcPr>
           <w:p>
             <w:pPr>
@@ -478,7 +449,6 @@
         <w:tc>
           <w:tcPr>
             <w:tcW w:w="2952" w:type="dxa"/>
-            <w:tcMar/>
           </w:tcPr>
           <w:p>
             <w:pPr>
@@ -498,14 +468,20 @@
                 <w:rFonts w:ascii="Calibri" w:hAnsi="Calibri" w:cs="Calibri"/>
                 <w:bCs/>
               </w:rPr>
-              <w:t>1.0</w:t>
+              <w:t>1.</w:t>
+            </w:r>
+            <w:r>
+              <w:rPr>
+                <w:rFonts w:ascii="Calibri" w:hAnsi="Calibri" w:cs="Calibri"/>
+                <w:bCs/>
+              </w:rPr>
+              <w:t>1</w:t>
             </w:r>
           </w:p>
         </w:tc>
         <w:tc>
           <w:tcPr>
             <w:tcW w:w="4086" w:type="dxa"/>
-            <w:tcMar/>
           </w:tcPr>
           <w:p>
             <w:pPr>
@@ -566,12 +542,12 @@
         <w:tblW w:w="9990" w:type="dxa"/>
         <w:tblInd w:w="108" w:type="dxa"/>
         <w:tblBorders>
-          <w:top w:val="single" w:color="auto" w:sz="4" w:space="0"/>
-          <w:left w:val="single" w:color="auto" w:sz="4" w:space="0"/>
-          <w:bottom w:val="single" w:color="auto" w:sz="4" w:space="0"/>
-          <w:right w:val="single" w:color="auto" w:sz="4" w:space="0"/>
-          <w:insideH w:val="single" w:color="auto" w:sz="4" w:space="0"/>
-          <w:insideV w:val="single" w:color="auto" w:sz="4" w:space="0"/>
+          <w:top w:val="single" w:sz="4" w:space="0" w:color="auto"/>
+          <w:left w:val="single" w:sz="4" w:space="0" w:color="auto"/>
+          <w:bottom w:val="single" w:sz="4" w:space="0" w:color="auto"/>
+          <w:right w:val="single" w:sz="4" w:space="0" w:color="auto"/>
+          <w:insideH w:val="single" w:sz="4" w:space="0" w:color="auto"/>
+          <w:insideV w:val="single" w:sz="4" w:space="0" w:color="auto"/>
         </w:tblBorders>
         <w:tblLook w:val="01E0" w:firstRow="1" w:lastRow="1" w:firstColumn="1" w:lastColumn="1" w:noHBand="0" w:noVBand="0"/>
       </w:tblPr>
@@ -1045,12 +1021,12 @@
         <w:tblW w:w="9990" w:type="dxa"/>
         <w:tblInd w:w="108" w:type="dxa"/>
         <w:tblBorders>
-          <w:top w:val="single" w:color="auto" w:sz="4" w:space="0"/>
-          <w:left w:val="single" w:color="auto" w:sz="4" w:space="0"/>
-          <w:bottom w:val="single" w:color="auto" w:sz="4" w:space="0"/>
-          <w:right w:val="single" w:color="auto" w:sz="4" w:space="0"/>
-          <w:insideH w:val="single" w:color="auto" w:sz="4" w:space="0"/>
-          <w:insideV w:val="single" w:color="auto" w:sz="4" w:space="0"/>
+          <w:top w:val="single" w:sz="4" w:space="0" w:color="auto"/>
+          <w:left w:val="single" w:sz="4" w:space="0" w:color="auto"/>
+          <w:bottom w:val="single" w:sz="4" w:space="0" w:color="auto"/>
+          <w:right w:val="single" w:sz="4" w:space="0" w:color="auto"/>
+          <w:insideH w:val="single" w:sz="4" w:space="0" w:color="auto"/>
+          <w:insideV w:val="single" w:sz="4" w:space="0" w:color="auto"/>
         </w:tblBorders>
         <w:tblLook w:val="01E0" w:firstRow="1" w:lastRow="1" w:firstColumn="1" w:lastColumn="1" w:noHBand="0" w:noVBand="0"/>
       </w:tblPr>
@@ -1214,12 +1190,12 @@
         <w:tblW w:w="9990" w:type="dxa"/>
         <w:tblInd w:w="108" w:type="dxa"/>
         <w:tblBorders>
-          <w:top w:val="single" w:color="auto" w:sz="4" w:space="0"/>
-          <w:left w:val="single" w:color="auto" w:sz="4" w:space="0"/>
-          <w:bottom w:val="single" w:color="auto" w:sz="4" w:space="0"/>
-          <w:right w:val="single" w:color="auto" w:sz="4" w:space="0"/>
-          <w:insideH w:val="single" w:color="auto" w:sz="4" w:space="0"/>
-          <w:insideV w:val="single" w:color="auto" w:sz="4" w:space="0"/>
+          <w:top w:val="single" w:sz="4" w:space="0" w:color="auto"/>
+          <w:left w:val="single" w:sz="4" w:space="0" w:color="auto"/>
+          <w:bottom w:val="single" w:sz="4" w:space="0" w:color="auto"/>
+          <w:right w:val="single" w:sz="4" w:space="0" w:color="auto"/>
+          <w:insideH w:val="single" w:sz="4" w:space="0" w:color="auto"/>
+          <w:insideV w:val="single" w:sz="4" w:space="0" w:color="auto"/>
         </w:tblBorders>
         <w:tblLook w:val="01E0" w:firstRow="1" w:lastRow="1" w:firstColumn="1" w:lastColumn="1" w:noHBand="0" w:noVBand="0"/>
       </w:tblPr>
@@ -1859,12 +1835,12 @@
         <w:tblW w:w="9990" w:type="dxa"/>
         <w:tblInd w:w="108" w:type="dxa"/>
         <w:tblBorders>
-          <w:top w:val="single" w:color="auto" w:sz="4" w:space="0"/>
-          <w:left w:val="single" w:color="auto" w:sz="4" w:space="0"/>
-          <w:bottom w:val="single" w:color="auto" w:sz="4" w:space="0"/>
-          <w:right w:val="single" w:color="auto" w:sz="4" w:space="0"/>
-          <w:insideH w:val="single" w:color="auto" w:sz="4" w:space="0"/>
-          <w:insideV w:val="single" w:color="auto" w:sz="4" w:space="0"/>
+          <w:top w:val="single" w:sz="4" w:space="0" w:color="auto"/>
+          <w:left w:val="single" w:sz="4" w:space="0" w:color="auto"/>
+          <w:bottom w:val="single" w:sz="4" w:space="0" w:color="auto"/>
+          <w:right w:val="single" w:sz="4" w:space="0" w:color="auto"/>
+          <w:insideH w:val="single" w:sz="4" w:space="0" w:color="auto"/>
+          <w:insideV w:val="single" w:sz="4" w:space="0" w:color="auto"/>
         </w:tblBorders>
         <w:tblLook w:val="01E0" w:firstRow="1" w:lastRow="1" w:firstColumn="1" w:lastColumn="1" w:noHBand="0" w:noVBand="0"/>
       </w:tblPr>
@@ -2063,12 +2039,12 @@
         <w:tblW w:w="9990" w:type="dxa"/>
         <w:tblInd w:w="108" w:type="dxa"/>
         <w:tblBorders>
-          <w:top w:val="single" w:color="auto" w:sz="4" w:space="0"/>
-          <w:left w:val="single" w:color="auto" w:sz="4" w:space="0"/>
-          <w:bottom w:val="single" w:color="auto" w:sz="4" w:space="0"/>
-          <w:right w:val="single" w:color="auto" w:sz="4" w:space="0"/>
-          <w:insideH w:val="single" w:color="auto" w:sz="4" w:space="0"/>
-          <w:insideV w:val="single" w:color="auto" w:sz="4" w:space="0"/>
+          <w:top w:val="single" w:sz="4" w:space="0" w:color="auto"/>
+          <w:left w:val="single" w:sz="4" w:space="0" w:color="auto"/>
+          <w:bottom w:val="single" w:sz="4" w:space="0" w:color="auto"/>
+          <w:right w:val="single" w:sz="4" w:space="0" w:color="auto"/>
+          <w:insideH w:val="single" w:sz="4" w:space="0" w:color="auto"/>
+          <w:insideV w:val="single" w:sz="4" w:space="0" w:color="auto"/>
         </w:tblBorders>
         <w:tblLook w:val="01E0" w:firstRow="1" w:lastRow="1" w:firstColumn="1" w:lastColumn="1" w:noHBand="0" w:noVBand="0"/>
       </w:tblPr>
@@ -3067,11 +3043,6 @@
                 <w:rFonts w:ascii="Calibri" w:hAnsi="Calibri" w:cs="Calibri"/>
               </w:rPr>
               <w:br/>
-            </w:r>
-            <w:r>
-              <w:rPr>
-                <w:rFonts w:ascii="Calibri" w:hAnsi="Calibri" w:cs="Calibri"/>
-              </w:rPr>
               <w:t>How often?</w:t>
             </w:r>
           </w:p>
@@ -3804,6 +3775,7 @@
           <w:rFonts w:ascii="Calibri" w:hAnsi="Calibri" w:cs="Calibri"/>
           <w:b/>
         </w:rPr>
+        <w:lastRenderedPageBreak/>
         <w:t>Summary of Action Items</w:t>
       </w:r>
     </w:p>
@@ -3819,12 +3791,12 @@
         <w:tblW w:w="9990" w:type="dxa"/>
         <w:tblInd w:w="108" w:type="dxa"/>
         <w:tblBorders>
-          <w:top w:val="single" w:color="auto" w:sz="4" w:space="0"/>
-          <w:left w:val="single" w:color="auto" w:sz="4" w:space="0"/>
-          <w:bottom w:val="single" w:color="auto" w:sz="4" w:space="0"/>
-          <w:right w:val="single" w:color="auto" w:sz="4" w:space="0"/>
-          <w:insideH w:val="single" w:color="auto" w:sz="4" w:space="0"/>
-          <w:insideV w:val="single" w:color="auto" w:sz="4" w:space="0"/>
+          <w:top w:val="single" w:sz="4" w:space="0" w:color="auto"/>
+          <w:left w:val="single" w:sz="4" w:space="0" w:color="auto"/>
+          <w:bottom w:val="single" w:sz="4" w:space="0" w:color="auto"/>
+          <w:right w:val="single" w:sz="4" w:space="0" w:color="auto"/>
+          <w:insideH w:val="single" w:sz="4" w:space="0" w:color="auto"/>
+          <w:insideV w:val="single" w:sz="4" w:space="0" w:color="auto"/>
         </w:tblBorders>
         <w:tblLook w:val="01E0" w:firstRow="1" w:lastRow="1" w:firstColumn="1" w:lastColumn="1" w:noHBand="0" w:noVBand="0"/>
       </w:tblPr>
@@ -5155,12 +5127,12 @@
         <w:tblW w:w="9990" w:type="dxa"/>
         <w:tblInd w:w="108" w:type="dxa"/>
         <w:tblBorders>
-          <w:top w:val="single" w:color="auto" w:sz="4" w:space="0"/>
-          <w:left w:val="single" w:color="auto" w:sz="4" w:space="0"/>
-          <w:bottom w:val="single" w:color="auto" w:sz="4" w:space="0"/>
-          <w:right w:val="single" w:color="auto" w:sz="4" w:space="0"/>
-          <w:insideH w:val="single" w:color="auto" w:sz="4" w:space="0"/>
-          <w:insideV w:val="single" w:color="auto" w:sz="4" w:space="0"/>
+          <w:top w:val="single" w:sz="4" w:space="0" w:color="auto"/>
+          <w:left w:val="single" w:sz="4" w:space="0" w:color="auto"/>
+          <w:bottom w:val="single" w:sz="4" w:space="0" w:color="auto"/>
+          <w:right w:val="single" w:sz="4" w:space="0" w:color="auto"/>
+          <w:insideH w:val="single" w:sz="4" w:space="0" w:color="auto"/>
+          <w:insideV w:val="single" w:sz="4" w:space="0" w:color="auto"/>
         </w:tblBorders>
         <w:tblLook w:val="01E0" w:firstRow="1" w:lastRow="1" w:firstColumn="1" w:lastColumn="1" w:noHBand="0" w:noVBand="0"/>
       </w:tblPr>
@@ -5174,7 +5146,6 @@
           <w:tcPr>
             <w:tcW w:w="4410" w:type="dxa"/>
             <w:gridSpan w:val="2"/>
-            <w:tcMar/>
             <w:vAlign w:val="center"/>
           </w:tcPr>
           <w:p>
@@ -5217,7 +5188,6 @@
         <w:tc>
           <w:tcPr>
             <w:tcW w:w="5580" w:type="dxa"/>
-            <w:tcMar/>
             <w:vAlign w:val="center"/>
           </w:tcPr>
           <w:p>
@@ -5290,7 +5260,6 @@
           <w:tcPr>
             <w:tcW w:w="9990" w:type="dxa"/>
             <w:gridSpan w:val="3"/>
-            <w:tcMar/>
             <w:vAlign w:val="center"/>
           </w:tcPr>
           <w:p>
@@ -5314,7 +5283,6 @@
         <w:tc>
           <w:tcPr>
             <w:tcW w:w="540" w:type="dxa"/>
-            <w:tcMar/>
             <w:vAlign w:val="center"/>
           </w:tcPr>
           <w:p>
@@ -5334,7 +5302,6 @@
           <w:tcPr>
             <w:tcW w:w="9450" w:type="dxa"/>
             <w:gridSpan w:val="2"/>
-            <w:tcMar/>
             <w:vAlign w:val="center"/>
           </w:tcPr>
           <w:p>
@@ -5371,7 +5338,6 @@
         <w:tc>
           <w:tcPr>
             <w:tcW w:w="540" w:type="dxa"/>
-            <w:tcMar/>
             <w:vAlign w:val="center"/>
           </w:tcPr>
           <w:p>
@@ -5391,7 +5357,6 @@
           <w:tcPr>
             <w:tcW w:w="9450" w:type="dxa"/>
             <w:gridSpan w:val="2"/>
-            <w:tcMar/>
             <w:vAlign w:val="center"/>
           </w:tcPr>
           <w:p>
@@ -5434,7 +5399,6 @@
         <w:tc>
           <w:tcPr>
             <w:tcW w:w="540" w:type="dxa"/>
-            <w:tcMar/>
             <w:vAlign w:val="center"/>
           </w:tcPr>
           <w:p>
@@ -5454,7 +5418,6 @@
           <w:tcPr>
             <w:tcW w:w="9450" w:type="dxa"/>
             <w:gridSpan w:val="2"/>
-            <w:tcMar/>
             <w:vAlign w:val="center"/>
           </w:tcPr>
           <w:p>
@@ -5497,7 +5460,7 @@
     <w:sectPr>
       <w:headerReference w:type="default" r:id="rId8"/>
       <w:footerReference w:type="default" r:id="rId9"/>
-      <w:pgSz w:w="12240" w:h="15840" w:orient="portrait"/>
+      <w:pgSz w:w="12240" w:h="15840"/>
       <w:pgMar w:top="2127" w:right="1170" w:bottom="1440" w:left="1170" w:header="720" w:footer="720" w:gutter="0"/>
       <w:cols w:space="720"/>
       <w:docGrid w:linePitch="360"/>
@@ -5534,7 +5497,7 @@
     <w:pPr>
       <w:pStyle w:val="Footer"/>
       <w:pBdr>
-        <w:top w:val="single" w:color="auto" w:sz="4" w:space="1"/>
+        <w:top w:val="single" w:sz="4" w:space="1" w:color="auto"/>
       </w:pBdr>
       <w:rPr>
         <w:rFonts w:ascii="Arial" w:hAnsi="Arial" w:cs="Arial"/>
@@ -5547,7 +5510,7 @@
     <w:pPr>
       <w:pStyle w:val="Footer"/>
       <w:pBdr>
-        <w:top w:val="single" w:color="auto" w:sz="4" w:space="1"/>
+        <w:top w:val="single" w:sz="4" w:space="1" w:color="auto"/>
       </w:pBdr>
       <w:jc w:val="center"/>
       <w:rPr>
@@ -5710,7 +5673,7 @@
         <w:szCs w:val="32"/>
       </w:rPr>
       <w:pict w14:anchorId="29AEB979">
-        <v:shapetype id="_x0000_t75" coordsize="21600,21600" filled="f" stroked="f" o:spt="75" o:preferrelative="t" path="m@4@5l@4@11@9@11@9@5xe">
+        <v:shapetype id="_x0000_t75" coordsize="21600,21600" o:spt="75" o:preferrelative="t" path="m@4@5l@4@11@9@11@9@5xe" filled="f" stroked="f">
           <v:stroke joinstyle="miter"/>
           <v:formulas>
             <v:f eqn="if lineDrawn pixelLineWidth 0"/>
@@ -5726,11 +5689,11 @@
             <v:f eqn="prod @7 21600 pixelHeight"/>
             <v:f eqn="sum @10 21600 0"/>
           </v:formulas>
-          <v:path gradientshapeok="t" o:connecttype="rect" o:extrusionok="f"/>
+          <v:path o:extrusionok="f" gradientshapeok="t" o:connecttype="rect"/>
           <o:lock v:ext="edit" aspectratio="t"/>
         </v:shapetype>
-        <v:shape id="_x0000_s1025" style="position:absolute;left:0;text-align:left;margin-left:-57.65pt;margin-top:-35.55pt;width:610.4pt;height:100.2pt;z-index:251657728" type="#_x0000_t75">
-          <v:imagedata o:title="Untitled-4" r:id="rId1"/>
+        <v:shape id="_x0000_s1025" type="#_x0000_t75" style="position:absolute;left:0;text-align:left;margin-left:-57.65pt;margin-top:-35.55pt;width:610.4pt;height:100.2pt;z-index:251657728">
+          <v:imagedata r:id="rId1" o:title="Untitled-4"/>
           <w10:wrap type="square"/>
         </v:shape>
       </w:pict>
@@ -5786,7 +5749,7 @@
     <w:pPr>
       <w:pStyle w:val="Header"/>
       <w:pBdr>
-        <w:bottom w:val="single" w:color="auto" w:sz="4" w:space="1"/>
+        <w:bottom w:val="single" w:sz="4" w:space="1" w:color="auto"/>
       </w:pBdr>
     </w:pPr>
   </w:p>
@@ -6007,7 +5970,7 @@
         <w:ind w:left="720" w:hanging="360"/>
       </w:pPr>
       <w:rPr>
-        <w:rFonts w:hint="default" w:ascii="Symbol" w:hAnsi="Symbol"/>
+        <w:rFonts w:ascii="Symbol" w:hAnsi="Symbol" w:hint="default"/>
       </w:rPr>
     </w:lvl>
     <w:lvl w:ilvl="1" w:tplc="14090003" w:tentative="1">
@@ -6019,7 +5982,7 @@
         <w:ind w:left="1440" w:hanging="360"/>
       </w:pPr>
       <w:rPr>
-        <w:rFonts w:hint="default" w:ascii="Courier New" w:hAnsi="Courier New" w:cs="Courier New"/>
+        <w:rFonts w:ascii="Courier New" w:hAnsi="Courier New" w:cs="Courier New" w:hint="default"/>
       </w:rPr>
     </w:lvl>
     <w:lvl w:ilvl="2" w:tplc="14090005" w:tentative="1">
@@ -6031,7 +5994,7 @@
         <w:ind w:left="2160" w:hanging="360"/>
       </w:pPr>
       <w:rPr>
-        <w:rFonts w:hint="default" w:ascii="Wingdings" w:hAnsi="Wingdings"/>
+        <w:rFonts w:ascii="Wingdings" w:hAnsi="Wingdings" w:hint="default"/>
       </w:rPr>
     </w:lvl>
     <w:lvl w:ilvl="3" w:tplc="14090001" w:tentative="1">
@@ -6043,7 +6006,7 @@
         <w:ind w:left="2880" w:hanging="360"/>
       </w:pPr>
       <w:rPr>
-        <w:rFonts w:hint="default" w:ascii="Symbol" w:hAnsi="Symbol"/>
+        <w:rFonts w:ascii="Symbol" w:hAnsi="Symbol" w:hint="default"/>
       </w:rPr>
     </w:lvl>
     <w:lvl w:ilvl="4" w:tplc="14090003" w:tentative="1">
@@ -6055,7 +6018,7 @@
         <w:ind w:left="3600" w:hanging="360"/>
       </w:pPr>
       <w:rPr>
-        <w:rFonts w:hint="default" w:ascii="Courier New" w:hAnsi="Courier New" w:cs="Courier New"/>
+        <w:rFonts w:ascii="Courier New" w:hAnsi="Courier New" w:cs="Courier New" w:hint="default"/>
       </w:rPr>
     </w:lvl>
     <w:lvl w:ilvl="5" w:tplc="14090005" w:tentative="1">
@@ -6067,7 +6030,7 @@
         <w:ind w:left="4320" w:hanging="360"/>
       </w:pPr>
       <w:rPr>
-        <w:rFonts w:hint="default" w:ascii="Wingdings" w:hAnsi="Wingdings"/>
+        <w:rFonts w:ascii="Wingdings" w:hAnsi="Wingdings" w:hint="default"/>
       </w:rPr>
     </w:lvl>
     <w:lvl w:ilvl="6" w:tplc="14090001" w:tentative="1">
@@ -6079,7 +6042,7 @@
         <w:ind w:left="5040" w:hanging="360"/>
       </w:pPr>
       <w:rPr>
-        <w:rFonts w:hint="default" w:ascii="Symbol" w:hAnsi="Symbol"/>
+        <w:rFonts w:ascii="Symbol" w:hAnsi="Symbol" w:hint="default"/>
       </w:rPr>
     </w:lvl>
     <w:lvl w:ilvl="7" w:tplc="14090003" w:tentative="1">
@@ -6091,7 +6054,7 @@
         <w:ind w:left="5760" w:hanging="360"/>
       </w:pPr>
       <w:rPr>
-        <w:rFonts w:hint="default" w:ascii="Courier New" w:hAnsi="Courier New" w:cs="Courier New"/>
+        <w:rFonts w:ascii="Courier New" w:hAnsi="Courier New" w:cs="Courier New" w:hint="default"/>
       </w:rPr>
     </w:lvl>
     <w:lvl w:ilvl="8" w:tplc="14090005" w:tentative="1">
@@ -6103,7 +6066,7 @@
         <w:ind w:left="6480" w:hanging="360"/>
       </w:pPr>
       <w:rPr>
-        <w:rFonts w:hint="default" w:ascii="Wingdings" w:hAnsi="Wingdings"/>
+        <w:rFonts w:ascii="Wingdings" w:hAnsi="Wingdings" w:hint="default"/>
       </w:rPr>
     </w:lvl>
   </w:abstractNum>
@@ -6995,7 +6958,7 @@
         <w:ind w:left="360" w:hanging="360"/>
       </w:pPr>
       <w:rPr>
-        <w:rFonts w:hint="default" w:ascii="Symbol" w:hAnsi="Symbol"/>
+        <w:rFonts w:ascii="Symbol" w:hAnsi="Symbol" w:hint="default"/>
       </w:rPr>
     </w:lvl>
     <w:lvl w:ilvl="1" w:tplc="14090003" w:tentative="1">
@@ -7007,7 +6970,7 @@
         <w:ind w:left="1080" w:hanging="360"/>
       </w:pPr>
       <w:rPr>
-        <w:rFonts w:hint="default" w:ascii="Courier New" w:hAnsi="Courier New" w:cs="Courier New"/>
+        <w:rFonts w:ascii="Courier New" w:hAnsi="Courier New" w:cs="Courier New" w:hint="default"/>
       </w:rPr>
     </w:lvl>
     <w:lvl w:ilvl="2" w:tplc="14090005" w:tentative="1">
@@ -7019,7 +6982,7 @@
         <w:ind w:left="1800" w:hanging="360"/>
       </w:pPr>
       <w:rPr>
-        <w:rFonts w:hint="default" w:ascii="Wingdings" w:hAnsi="Wingdings"/>
+        <w:rFonts w:ascii="Wingdings" w:hAnsi="Wingdings" w:hint="default"/>
       </w:rPr>
     </w:lvl>
     <w:lvl w:ilvl="3" w:tplc="14090001" w:tentative="1">
@@ -7031,7 +6994,7 @@
         <w:ind w:left="2520" w:hanging="360"/>
       </w:pPr>
       <w:rPr>
-        <w:rFonts w:hint="default" w:ascii="Symbol" w:hAnsi="Symbol"/>
+        <w:rFonts w:ascii="Symbol" w:hAnsi="Symbol" w:hint="default"/>
       </w:rPr>
     </w:lvl>
     <w:lvl w:ilvl="4" w:tplc="14090003" w:tentative="1">
@@ -7043,7 +7006,7 @@
         <w:ind w:left="3240" w:hanging="360"/>
       </w:pPr>
       <w:rPr>
-        <w:rFonts w:hint="default" w:ascii="Courier New" w:hAnsi="Courier New" w:cs="Courier New"/>
+        <w:rFonts w:ascii="Courier New" w:hAnsi="Courier New" w:cs="Courier New" w:hint="default"/>
       </w:rPr>
     </w:lvl>
     <w:lvl w:ilvl="5" w:tplc="14090005" w:tentative="1">
@@ -7055,7 +7018,7 @@
         <w:ind w:left="3960" w:hanging="360"/>
       </w:pPr>
       <w:rPr>
-        <w:rFonts w:hint="default" w:ascii="Wingdings" w:hAnsi="Wingdings"/>
+        <w:rFonts w:ascii="Wingdings" w:hAnsi="Wingdings" w:hint="default"/>
       </w:rPr>
     </w:lvl>
     <w:lvl w:ilvl="6" w:tplc="14090001" w:tentative="1">
@@ -7067,7 +7030,7 @@
         <w:ind w:left="4680" w:hanging="360"/>
       </w:pPr>
       <w:rPr>
-        <w:rFonts w:hint="default" w:ascii="Symbol" w:hAnsi="Symbol"/>
+        <w:rFonts w:ascii="Symbol" w:hAnsi="Symbol" w:hint="default"/>
       </w:rPr>
     </w:lvl>
     <w:lvl w:ilvl="7" w:tplc="14090003" w:tentative="1">
@@ -7079,7 +7042,7 @@
         <w:ind w:left="5400" w:hanging="360"/>
       </w:pPr>
       <w:rPr>
-        <w:rFonts w:hint="default" w:ascii="Courier New" w:hAnsi="Courier New" w:cs="Courier New"/>
+        <w:rFonts w:ascii="Courier New" w:hAnsi="Courier New" w:cs="Courier New" w:hint="default"/>
       </w:rPr>
     </w:lvl>
     <w:lvl w:ilvl="8" w:tplc="14090005" w:tentative="1">
@@ -7091,7 +7054,7 @@
         <w:ind w:left="6120" w:hanging="360"/>
       </w:pPr>
       <w:rPr>
-        <w:rFonts w:hint="default" w:ascii="Wingdings" w:hAnsi="Wingdings"/>
+        <w:rFonts w:ascii="Wingdings" w:hAnsi="Wingdings" w:hint="default"/>
       </w:rPr>
     </w:lvl>
   </w:abstractNum>
@@ -7396,7 +7359,7 @@
         <w:ind w:left="360" w:hanging="360"/>
       </w:pPr>
       <w:rPr>
-        <w:rFonts w:hint="default" w:ascii="Symbol" w:hAnsi="Symbol"/>
+        <w:rFonts w:ascii="Symbol" w:hAnsi="Symbol" w:hint="default"/>
       </w:rPr>
     </w:lvl>
     <w:lvl w:ilvl="1" w:tplc="14090003">
@@ -7408,7 +7371,7 @@
         <w:ind w:left="1080" w:hanging="360"/>
       </w:pPr>
       <w:rPr>
-        <w:rFonts w:hint="default" w:ascii="Courier New" w:hAnsi="Courier New" w:cs="Courier New"/>
+        <w:rFonts w:ascii="Courier New" w:hAnsi="Courier New" w:cs="Courier New" w:hint="default"/>
       </w:rPr>
     </w:lvl>
     <w:lvl w:ilvl="2" w:tplc="14090005" w:tentative="1">
@@ -7420,7 +7383,7 @@
         <w:ind w:left="1800" w:hanging="360"/>
       </w:pPr>
       <w:rPr>
-        <w:rFonts w:hint="default" w:ascii="Wingdings" w:hAnsi="Wingdings"/>
+        <w:rFonts w:ascii="Wingdings" w:hAnsi="Wingdings" w:hint="default"/>
       </w:rPr>
     </w:lvl>
     <w:lvl w:ilvl="3" w:tplc="14090001" w:tentative="1">
@@ -7432,7 +7395,7 @@
         <w:ind w:left="2520" w:hanging="360"/>
       </w:pPr>
       <w:rPr>
-        <w:rFonts w:hint="default" w:ascii="Symbol" w:hAnsi="Symbol"/>
+        <w:rFonts w:ascii="Symbol" w:hAnsi="Symbol" w:hint="default"/>
       </w:rPr>
     </w:lvl>
     <w:lvl w:ilvl="4" w:tplc="14090003" w:tentative="1">
@@ -7444,7 +7407,7 @@
         <w:ind w:left="3240" w:hanging="360"/>
       </w:pPr>
       <w:rPr>
-        <w:rFonts w:hint="default" w:ascii="Courier New" w:hAnsi="Courier New" w:cs="Courier New"/>
+        <w:rFonts w:ascii="Courier New" w:hAnsi="Courier New" w:cs="Courier New" w:hint="default"/>
       </w:rPr>
     </w:lvl>
     <w:lvl w:ilvl="5" w:tplc="14090005" w:tentative="1">
@@ -7456,7 +7419,7 @@
         <w:ind w:left="3960" w:hanging="360"/>
       </w:pPr>
       <w:rPr>
-        <w:rFonts w:hint="default" w:ascii="Wingdings" w:hAnsi="Wingdings"/>
+        <w:rFonts w:ascii="Wingdings" w:hAnsi="Wingdings" w:hint="default"/>
       </w:rPr>
     </w:lvl>
     <w:lvl w:ilvl="6" w:tplc="14090001" w:tentative="1">
@@ -7468,7 +7431,7 @@
         <w:ind w:left="4680" w:hanging="360"/>
       </w:pPr>
       <w:rPr>
-        <w:rFonts w:hint="default" w:ascii="Symbol" w:hAnsi="Symbol"/>
+        <w:rFonts w:ascii="Symbol" w:hAnsi="Symbol" w:hint="default"/>
       </w:rPr>
     </w:lvl>
     <w:lvl w:ilvl="7" w:tplc="14090003" w:tentative="1">
@@ -7480,7 +7443,7 @@
         <w:ind w:left="5400" w:hanging="360"/>
       </w:pPr>
       <w:rPr>
-        <w:rFonts w:hint="default" w:ascii="Courier New" w:hAnsi="Courier New" w:cs="Courier New"/>
+        <w:rFonts w:ascii="Courier New" w:hAnsi="Courier New" w:cs="Courier New" w:hint="default"/>
       </w:rPr>
     </w:lvl>
     <w:lvl w:ilvl="8" w:tplc="14090005" w:tentative="1">
@@ -7492,7 +7455,7 @@
         <w:ind w:left="6120" w:hanging="360"/>
       </w:pPr>
       <w:rPr>
-        <w:rFonts w:hint="default" w:ascii="Wingdings" w:hAnsi="Wingdings"/>
+        <w:rFonts w:ascii="Wingdings" w:hAnsi="Wingdings" w:hint="default"/>
       </w:rPr>
     </w:lvl>
   </w:abstractNum>
@@ -7509,7 +7472,7 @@
         <w:ind w:left="720" w:hanging="360"/>
       </w:pPr>
       <w:rPr>
-        <w:rFonts w:hint="default" w:ascii="Calibri" w:hAnsi="Calibri" w:eastAsia="Times New Roman" w:cs="Calibri"/>
+        <w:rFonts w:ascii="Calibri" w:eastAsia="Times New Roman" w:hAnsi="Calibri" w:cs="Calibri" w:hint="default"/>
       </w:rPr>
     </w:lvl>
     <w:lvl w:ilvl="1" w:tplc="14090003" w:tentative="1">
@@ -7521,7 +7484,7 @@
         <w:ind w:left="1440" w:hanging="360"/>
       </w:pPr>
       <w:rPr>
-        <w:rFonts w:hint="default" w:ascii="Courier New" w:hAnsi="Courier New" w:cs="Courier New"/>
+        <w:rFonts w:ascii="Courier New" w:hAnsi="Courier New" w:cs="Courier New" w:hint="default"/>
       </w:rPr>
     </w:lvl>
     <w:lvl w:ilvl="2" w:tplc="14090005" w:tentative="1">
@@ -7533,7 +7496,7 @@
         <w:ind w:left="2160" w:hanging="360"/>
       </w:pPr>
       <w:rPr>
-        <w:rFonts w:hint="default" w:ascii="Wingdings" w:hAnsi="Wingdings"/>
+        <w:rFonts w:ascii="Wingdings" w:hAnsi="Wingdings" w:hint="default"/>
       </w:rPr>
     </w:lvl>
     <w:lvl w:ilvl="3" w:tplc="14090001" w:tentative="1">
@@ -7545,7 +7508,7 @@
         <w:ind w:left="2880" w:hanging="360"/>
       </w:pPr>
       <w:rPr>
-        <w:rFonts w:hint="default" w:ascii="Symbol" w:hAnsi="Symbol"/>
+        <w:rFonts w:ascii="Symbol" w:hAnsi="Symbol" w:hint="default"/>
       </w:rPr>
     </w:lvl>
     <w:lvl w:ilvl="4" w:tplc="14090003" w:tentative="1">
@@ -7557,7 +7520,7 @@
         <w:ind w:left="3600" w:hanging="360"/>
       </w:pPr>
       <w:rPr>
-        <w:rFonts w:hint="default" w:ascii="Courier New" w:hAnsi="Courier New" w:cs="Courier New"/>
+        <w:rFonts w:ascii="Courier New" w:hAnsi="Courier New" w:cs="Courier New" w:hint="default"/>
       </w:rPr>
     </w:lvl>
     <w:lvl w:ilvl="5" w:tplc="14090005" w:tentative="1">
@@ -7569,7 +7532,7 @@
         <w:ind w:left="4320" w:hanging="360"/>
       </w:pPr>
       <w:rPr>
-        <w:rFonts w:hint="default" w:ascii="Wingdings" w:hAnsi="Wingdings"/>
+        <w:rFonts w:ascii="Wingdings" w:hAnsi="Wingdings" w:hint="default"/>
       </w:rPr>
     </w:lvl>
     <w:lvl w:ilvl="6" w:tplc="14090001" w:tentative="1">
@@ -7581,7 +7544,7 @@
         <w:ind w:left="5040" w:hanging="360"/>
       </w:pPr>
       <w:rPr>
-        <w:rFonts w:hint="default" w:ascii="Symbol" w:hAnsi="Symbol"/>
+        <w:rFonts w:ascii="Symbol" w:hAnsi="Symbol" w:hint="default"/>
       </w:rPr>
     </w:lvl>
     <w:lvl w:ilvl="7" w:tplc="14090003" w:tentative="1">
@@ -7593,7 +7556,7 @@
         <w:ind w:left="5760" w:hanging="360"/>
       </w:pPr>
       <w:rPr>
-        <w:rFonts w:hint="default" w:ascii="Courier New" w:hAnsi="Courier New" w:cs="Courier New"/>
+        <w:rFonts w:ascii="Courier New" w:hAnsi="Courier New" w:cs="Courier New" w:hint="default"/>
       </w:rPr>
     </w:lvl>
     <w:lvl w:ilvl="8" w:tplc="14090005" w:tentative="1">
@@ -7605,7 +7568,7 @@
         <w:ind w:left="6480" w:hanging="360"/>
       </w:pPr>
       <w:rPr>
-        <w:rFonts w:hint="default" w:ascii="Wingdings" w:hAnsi="Wingdings"/>
+        <w:rFonts w:ascii="Wingdings" w:hAnsi="Wingdings" w:hint="default"/>
       </w:rPr>
     </w:lvl>
   </w:abstractNum>
@@ -7711,7 +7674,7 @@
         <w:ind w:left="360" w:hanging="360"/>
       </w:pPr>
       <w:rPr>
-        <w:rFonts w:hint="default" w:ascii="Wingdings" w:hAnsi="Wingdings"/>
+        <w:rFonts w:ascii="Wingdings" w:hAnsi="Wingdings" w:hint="default"/>
         <w:color w:val="C00000"/>
       </w:rPr>
     </w:lvl>
@@ -7724,7 +7687,7 @@
         <w:ind w:left="1080" w:hanging="360"/>
       </w:pPr>
       <w:rPr>
-        <w:rFonts w:hint="default" w:ascii="Courier New" w:hAnsi="Courier New" w:cs="Courier New"/>
+        <w:rFonts w:ascii="Courier New" w:hAnsi="Courier New" w:cs="Courier New" w:hint="default"/>
       </w:rPr>
     </w:lvl>
     <w:lvl w:ilvl="2" w:tplc="04090005" w:tentative="1">
@@ -7736,7 +7699,7 @@
         <w:ind w:left="1800" w:hanging="360"/>
       </w:pPr>
       <w:rPr>
-        <w:rFonts w:hint="default" w:ascii="Wingdings" w:hAnsi="Wingdings"/>
+        <w:rFonts w:ascii="Wingdings" w:hAnsi="Wingdings" w:hint="default"/>
       </w:rPr>
     </w:lvl>
     <w:lvl w:ilvl="3" w:tplc="04090001" w:tentative="1">
@@ -7748,7 +7711,7 @@
         <w:ind w:left="2520" w:hanging="360"/>
       </w:pPr>
       <w:rPr>
-        <w:rFonts w:hint="default" w:ascii="Symbol" w:hAnsi="Symbol"/>
+        <w:rFonts w:ascii="Symbol" w:hAnsi="Symbol" w:hint="default"/>
       </w:rPr>
     </w:lvl>
     <w:lvl w:ilvl="4" w:tplc="04090003" w:tentative="1">
@@ -7760,7 +7723,7 @@
         <w:ind w:left="3240" w:hanging="360"/>
       </w:pPr>
       <w:rPr>
-        <w:rFonts w:hint="default" w:ascii="Courier New" w:hAnsi="Courier New" w:cs="Courier New"/>
+        <w:rFonts w:ascii="Courier New" w:hAnsi="Courier New" w:cs="Courier New" w:hint="default"/>
       </w:rPr>
     </w:lvl>
     <w:lvl w:ilvl="5" w:tplc="04090005" w:tentative="1">
@@ -7772,7 +7735,7 @@
         <w:ind w:left="3960" w:hanging="360"/>
       </w:pPr>
       <w:rPr>
-        <w:rFonts w:hint="default" w:ascii="Wingdings" w:hAnsi="Wingdings"/>
+        <w:rFonts w:ascii="Wingdings" w:hAnsi="Wingdings" w:hint="default"/>
       </w:rPr>
     </w:lvl>
     <w:lvl w:ilvl="6" w:tplc="04090001" w:tentative="1">
@@ -7784,7 +7747,7 @@
         <w:ind w:left="4680" w:hanging="360"/>
       </w:pPr>
       <w:rPr>
-        <w:rFonts w:hint="default" w:ascii="Symbol" w:hAnsi="Symbol"/>
+        <w:rFonts w:ascii="Symbol" w:hAnsi="Symbol" w:hint="default"/>
       </w:rPr>
     </w:lvl>
     <w:lvl w:ilvl="7" w:tplc="04090003" w:tentative="1">
@@ -7796,7 +7759,7 @@
         <w:ind w:left="5400" w:hanging="360"/>
       </w:pPr>
       <w:rPr>
-        <w:rFonts w:hint="default" w:ascii="Courier New" w:hAnsi="Courier New" w:cs="Courier New"/>
+        <w:rFonts w:ascii="Courier New" w:hAnsi="Courier New" w:cs="Courier New" w:hint="default"/>
       </w:rPr>
     </w:lvl>
     <w:lvl w:ilvl="8" w:tplc="04090005" w:tentative="1">
@@ -7808,7 +7771,7 @@
         <w:ind w:left="6120" w:hanging="360"/>
       </w:pPr>
       <w:rPr>
-        <w:rFonts w:hint="default" w:ascii="Wingdings" w:hAnsi="Wingdings"/>
+        <w:rFonts w:ascii="Wingdings" w:hAnsi="Wingdings" w:hint="default"/>
       </w:rPr>
     </w:lvl>
   </w:abstractNum>
@@ -8241,11 +8204,11 @@
 </file>
 
 <file path=word/styles.xml><?xml version="1.0" encoding="utf-8"?>
-<w:styles xmlns:wp14="http://schemas.microsoft.com/office/word/2010/wordprocessingDrawing" xmlns:mc="http://schemas.openxmlformats.org/markup-compatibility/2006" xmlns:r="http://schemas.openxmlformats.org/officeDocument/2006/relationships" xmlns:w="http://schemas.openxmlformats.org/wordprocessingml/2006/main" xmlns:w14="http://schemas.microsoft.com/office/word/2010/wordml" xmlns:w15="http://schemas.microsoft.com/office/word/2012/wordml" xmlns:w16cex="http://schemas.microsoft.com/office/word/2018/wordml/cex" xmlns:w16cid="http://schemas.microsoft.com/office/word/2016/wordml/cid" xmlns:w16="http://schemas.microsoft.com/office/word/2018/wordml" xmlns:w16du="http://schemas.microsoft.com/office/word/2023/wordml/word16du" xmlns:w16sdtdh="http://schemas.microsoft.com/office/word/2020/wordml/sdtdatahash" xmlns:w16sdtfl="http://schemas.microsoft.com/office/word/2024/wordml/sdtformatlock" xmlns:w16se="http://schemas.microsoft.com/office/word/2015/wordml/symex" mc:Ignorable="w14 w15 w16se w16cid w16 w16cex w16sdtdh w16sdtfl w16du wp14">
+<w:styles xmlns:mc="http://schemas.openxmlformats.org/markup-compatibility/2006" xmlns:r="http://schemas.openxmlformats.org/officeDocument/2006/relationships" xmlns:w="http://schemas.openxmlformats.org/wordprocessingml/2006/main" xmlns:w14="http://schemas.microsoft.com/office/word/2010/wordml" xmlns:w15="http://schemas.microsoft.com/office/word/2012/wordml" xmlns:w16cex="http://schemas.microsoft.com/office/word/2018/wordml/cex" xmlns:w16cid="http://schemas.microsoft.com/office/word/2016/wordml/cid" xmlns:w16="http://schemas.microsoft.com/office/word/2018/wordml" xmlns:w16du="http://schemas.microsoft.com/office/word/2023/wordml/word16du" xmlns:w16sdtdh="http://schemas.microsoft.com/office/word/2020/wordml/sdtdatahash" xmlns:w16sdtfl="http://schemas.microsoft.com/office/word/2024/wordml/sdtformatlock" xmlns:w16se="http://schemas.microsoft.com/office/word/2015/wordml/symex" mc:Ignorable="w14 w15 w16se w16cid w16 w16cex w16sdtdh w16sdtfl w16du">
   <w:docDefaults>
     <w:rPrDefault>
       <w:rPr>
-        <w:rFonts w:ascii="Times New Roman" w:hAnsi="Times New Roman" w:eastAsia="Times New Roman" w:cs="Times New Roman"/>
+        <w:rFonts w:ascii="Times New Roman" w:eastAsia="Times New Roman" w:hAnsi="Times New Roman" w:cs="Times New Roman"/>
         <w:lang w:val="en-NZ" w:eastAsia="en-NZ" w:bidi="my-MM"/>
       </w:rPr>
     </w:rPrDefault>
@@ -8311,7 +8274,7 @@
     <w:lsdException w:name="Table Web 2" w:semiHidden="1" w:unhideWhenUsed="1"/>
     <w:lsdException w:name="Table Web 3" w:semiHidden="1" w:unhideWhenUsed="1"/>
     <w:lsdException w:name="Table Theme" w:semiHidden="1" w:unhideWhenUsed="1"/>
-    <w:lsdException w:name="Placeholder Text" w:uiPriority="99" w:semiHidden="1"/>
+    <w:lsdException w:name="Placeholder Text" w:semiHidden="1" w:uiPriority="99"/>
     <w:lsdException w:name="No Spacing" w:uiPriority="1" w:qFormat="1"/>
     <w:lsdException w:name="Light Shading" w:uiPriority="60"/>
     <w:lsdException w:name="Light List" w:uiPriority="61"/>
@@ -8333,7 +8296,7 @@
     <w:lsdException w:name="Medium Shading 1 Accent 1" w:uiPriority="63"/>
     <w:lsdException w:name="Medium Shading 2 Accent 1" w:uiPriority="64"/>
     <w:lsdException w:name="Medium List 1 Accent 1" w:uiPriority="65"/>
-    <w:lsdException w:name="Revision" w:uiPriority="99" w:semiHidden="1"/>
+    <w:lsdException w:name="Revision" w:semiHidden="1" w:uiPriority="99"/>
     <w:lsdException w:name="List Paragraph" w:uiPriority="34" w:qFormat="1"/>
     <w:lsdException w:name="Quote" w:uiPriority="29" w:qFormat="1"/>
     <w:lsdException w:name="Intense Quote" w:uiPriority="30" w:qFormat="1"/>
@@ -8420,8 +8383,8 @@
     <w:lsdException w:name="Subtle Reference" w:uiPriority="31" w:qFormat="1"/>
     <w:lsdException w:name="Intense Reference" w:uiPriority="32" w:qFormat="1"/>
     <w:lsdException w:name="Book Title" w:uiPriority="33" w:qFormat="1"/>
-    <w:lsdException w:name="Bibliography" w:uiPriority="37" w:semiHidden="1" w:unhideWhenUsed="1"/>
-    <w:lsdException w:name="TOC Heading" w:uiPriority="39" w:semiHidden="1" w:unhideWhenUsed="1" w:qFormat="1"/>
+    <w:lsdException w:name="Bibliography" w:semiHidden="1" w:uiPriority="37" w:unhideWhenUsed="1"/>
+    <w:lsdException w:name="TOC Heading" w:semiHidden="1" w:uiPriority="39" w:unhideWhenUsed="1" w:qFormat="1"/>
     <w:lsdException w:name="Plain Table 1" w:uiPriority="41"/>
     <w:lsdException w:name="Plain Table 2" w:uiPriority="42"/>
     <w:lsdException w:name="Plain Table 3" w:uiPriority="43"/>
@@ -8526,13 +8489,13 @@
     <w:lsdException w:name="List Table 5 Dark Accent 6" w:uiPriority="50"/>
     <w:lsdException w:name="List Table 6 Colorful Accent 6" w:uiPriority="51"/>
     <w:lsdException w:name="List Table 7 Colorful Accent 6" w:uiPriority="52"/>
-    <w:lsdException w:name="Mention" w:uiPriority="99" w:semiHidden="1" w:unhideWhenUsed="1"/>
-    <w:lsdException w:name="Smart Hyperlink" w:uiPriority="99" w:semiHidden="1" w:unhideWhenUsed="1"/>
-    <w:lsdException w:name="Hashtag" w:uiPriority="99" w:semiHidden="1" w:unhideWhenUsed="1"/>
-    <w:lsdException w:name="Unresolved Mention" w:uiPriority="99" w:semiHidden="1" w:unhideWhenUsed="1"/>
-    <w:lsdException w:name="Smart Link" w:uiPriority="99" w:semiHidden="1" w:unhideWhenUsed="1"/>
+    <w:lsdException w:name="Mention" w:semiHidden="1" w:uiPriority="99" w:unhideWhenUsed="1"/>
+    <w:lsdException w:name="Smart Hyperlink" w:semiHidden="1" w:uiPriority="99" w:unhideWhenUsed="1"/>
+    <w:lsdException w:name="Hashtag" w:semiHidden="1" w:uiPriority="99" w:unhideWhenUsed="1"/>
+    <w:lsdException w:name="Unresolved Mention" w:semiHidden="1" w:uiPriority="99" w:unhideWhenUsed="1"/>
+    <w:lsdException w:name="Smart Link" w:semiHidden="1" w:uiPriority="99" w:unhideWhenUsed="1"/>
   </w:latentStyles>
-  <w:style w:type="paragraph" w:styleId="Normal" w:default="1">
+  <w:style w:type="paragraph" w:default="1" w:styleId="Normal">
     <w:name w:val="Normal"/>
     <w:qFormat/>
     <w:rsid w:val="001F64DF"/>
@@ -8542,13 +8505,13 @@
       <w:lang w:eastAsia="en-US" w:bidi="ar-SA"/>
     </w:rPr>
   </w:style>
-  <w:style w:type="character" w:styleId="DefaultParagraphFont" w:default="1">
+  <w:style w:type="character" w:default="1" w:styleId="DefaultParagraphFont">
     <w:name w:val="Default Paragraph Font"/>
     <w:uiPriority w:val="1"/>
     <w:semiHidden/>
     <w:unhideWhenUsed/>
   </w:style>
-  <w:style w:type="table" w:styleId="TableNormal" w:default="1">
+  <w:style w:type="table" w:default="1" w:styleId="TableNormal">
     <w:name w:val="Normal Table"/>
     <w:uiPriority w:val="99"/>
     <w:semiHidden/>
@@ -8563,7 +8526,7 @@
       </w:tblCellMar>
     </w:tblPr>
   </w:style>
-  <w:style w:type="numbering" w:styleId="NoList" w:default="1">
+  <w:style w:type="numbering" w:default="1" w:styleId="NoList">
     <w:name w:val="No List"/>
     <w:uiPriority w:val="99"/>
     <w:semiHidden/>
@@ -8602,12 +8565,12 @@
     <w:rsid w:val="00076A72"/>
     <w:tblPr>
       <w:tblBorders>
-        <w:top w:val="single" w:color="auto" w:sz="4" w:space="0"/>
-        <w:left w:val="single" w:color="auto" w:sz="4" w:space="0"/>
-        <w:bottom w:val="single" w:color="auto" w:sz="4" w:space="0"/>
-        <w:right w:val="single" w:color="auto" w:sz="4" w:space="0"/>
-        <w:insideH w:val="single" w:color="auto" w:sz="4" w:space="0"/>
-        <w:insideV w:val="single" w:color="auto" w:sz="4" w:space="0"/>
+        <w:top w:val="single" w:sz="4" w:space="0" w:color="auto"/>
+        <w:left w:val="single" w:sz="4" w:space="0" w:color="auto"/>
+        <w:bottom w:val="single" w:sz="4" w:space="0" w:color="auto"/>
+        <w:right w:val="single" w:sz="4" w:space="0" w:color="auto"/>
+        <w:insideH w:val="single" w:sz="4" w:space="0" w:color="auto"/>
+        <w:insideV w:val="single" w:sz="4" w:space="0" w:color="auto"/>
       </w:tblBorders>
     </w:tblPr>
   </w:style>
@@ -8622,7 +8585,7 @@
       <w:szCs w:val="16"/>
     </w:rPr>
   </w:style>
-  <w:style w:type="character" w:styleId="BalloonTextChar" w:customStyle="1">
+  <w:style w:type="character" w:customStyle="1" w:styleId="BalloonTextChar">
     <w:name w:val="Balloon Text Char"/>
     <w:link w:val="BalloonText"/>
     <w:rsid w:val="00771F13"/>
@@ -8653,12 +8616,12 @@
       <w:szCs w:val="32"/>
     </w:rPr>
   </w:style>
-  <w:style w:type="character" w:styleId="TitleChar" w:customStyle="1">
+  <w:style w:type="character" w:customStyle="1" w:styleId="TitleChar">
     <w:name w:val="Title Char"/>
     <w:link w:val="Title"/>
     <w:rsid w:val="001508A7"/>
     <w:rPr>
-      <w:rFonts w:ascii="Calibri Light" w:hAnsi="Calibri Light" w:eastAsia="Times New Roman" w:cs="Times New Roman"/>
+      <w:rFonts w:ascii="Calibri Light" w:eastAsia="Times New Roman" w:hAnsi="Calibri Light" w:cs="Times New Roman"/>
       <w:b/>
       <w:bCs/>
       <w:kern w:val="28"/>
@@ -8671,7 +8634,7 @@
 </file>
 
 <file path=word/theme/theme1.xml><?xml version="1.0" encoding="utf-8"?>
-<a:theme xmlns:a="http://schemas.openxmlformats.org/drawingml/2006/main" xmlns:thm15="http://schemas.microsoft.com/office/thememl/2012/main" name="Office Theme">
+<a:theme xmlns:a="http://schemas.openxmlformats.org/drawingml/2006/main" name="Office Theme">
   <a:themeElements>
     <a:clrScheme name="Office">
       <a:dk1>
